--- a/irodalom12.docx
+++ b/irodalom12.docx
@@ -7,10 +7,423 @@
         <w:pStyle w:val="Normal"/>
         <w:bidi w:val="0"/>
         <w:jc w:val="start"/>
-        <w:rPr/>
-      </w:pPr>
-      <w:r>
-        <w:rPr/>
+        <w:rPr>
+          <w:b/>
+          <w:bCs/>
+          <w:lang w:val="hu-HU" w:eastAsia="zh-CN" w:bidi="hi-IN"/>
+        </w:rPr>
+      </w:pPr>
+      <w:r>
+        <w:rPr>
+          <w:b/>
+          <w:bCs/>
+          <w:lang w:val="hu-HU" w:eastAsia="zh-CN" w:bidi="hi-IN"/>
+        </w:rPr>
+        <w:t>Átalános tudnivalók</w:t>
+      </w:r>
+    </w:p>
+    <w:p>
+      <w:pPr>
+        <w:pStyle w:val="Normal"/>
+        <w:bidi w:val="0"/>
+        <w:jc w:val="start"/>
+        <w:rPr>
+          <w:b/>
+          <w:bCs/>
+          <w:lang w:val="hu-HU" w:eastAsia="zh-CN" w:bidi="hi-IN"/>
+        </w:rPr>
+      </w:pPr>
+      <w:r>
+        <w:rPr>
+          <w:b/>
+          <w:bCs/>
+          <w:lang w:val="hu-HU" w:eastAsia="zh-CN" w:bidi="hi-IN"/>
+        </w:rPr>
+      </w:r>
+    </w:p>
+    <w:p>
+      <w:pPr>
+        <w:pStyle w:val="Normal"/>
+        <w:numPr>
+          <w:ilvl w:val="0"/>
+          <w:numId w:val="1"/>
+        </w:numPr>
+        <w:bidi w:val="0"/>
+        <w:jc w:val="start"/>
+        <w:rPr>
+          <w:b w:val="false"/>
+          <w:bCs w:val="false"/>
+          <w:lang w:val="hu-HU" w:eastAsia="zh-CN" w:bidi="hi-IN"/>
+        </w:rPr>
+      </w:pPr>
+      <w:r>
+        <w:rPr>
+          <w:b w:val="false"/>
+          <w:bCs w:val="false"/>
+          <w:lang w:val="hu-HU" w:eastAsia="zh-CN" w:bidi="hi-IN"/>
+        </w:rPr>
+        <w:t>1 db A/4 füzet (tételvázlatok)</w:t>
+      </w:r>
+    </w:p>
+    <w:p>
+      <w:pPr>
+        <w:pStyle w:val="Normal"/>
+        <w:numPr>
+          <w:ilvl w:val="0"/>
+          <w:numId w:val="1"/>
+        </w:numPr>
+        <w:bidi w:val="0"/>
+        <w:jc w:val="start"/>
+        <w:rPr>
+          <w:b w:val="false"/>
+          <w:bCs w:val="false"/>
+          <w:lang w:val="hu-HU" w:eastAsia="zh-CN" w:bidi="hi-IN"/>
+        </w:rPr>
+      </w:pPr>
+      <w:r>
+        <w:rPr>
+          <w:b w:val="false"/>
+          <w:bCs w:val="false"/>
+          <w:lang w:val="hu-HU" w:eastAsia="zh-CN" w:bidi="hi-IN"/>
+        </w:rPr>
+        <w:t>próbaérettségi: január-február, írásbeli kötelező (legalább 1 irodalom és 1 nyelvtan jegy), szóbeli választható</w:t>
+      </w:r>
+    </w:p>
+    <w:p>
+      <w:pPr>
+        <w:pStyle w:val="Normal"/>
+        <w:numPr>
+          <w:ilvl w:val="0"/>
+          <w:numId w:val="1"/>
+        </w:numPr>
+        <w:bidi w:val="0"/>
+        <w:jc w:val="start"/>
+        <w:rPr>
+          <w:b w:val="false"/>
+          <w:bCs w:val="false"/>
+          <w:lang w:val="hu-HU" w:eastAsia="zh-CN" w:bidi="hi-IN"/>
+        </w:rPr>
+      </w:pPr>
+      <w:r>
+        <w:rPr>
+          <w:b w:val="false"/>
+          <w:bCs w:val="false"/>
+          <w:lang w:val="hu-HU" w:eastAsia="zh-CN" w:bidi="hi-IN"/>
+        </w:rPr>
+        <w:t>érettségi: máj. 3-tól írásbelik, jónius második fele szóbelik</w:t>
+      </w:r>
+    </w:p>
+    <w:p>
+      <w:pPr>
+        <w:pStyle w:val="Normal"/>
+        <w:numPr>
+          <w:ilvl w:val="0"/>
+          <w:numId w:val="1"/>
+        </w:numPr>
+        <w:bidi w:val="0"/>
+        <w:jc w:val="start"/>
+        <w:rPr>
+          <w:b w:val="false"/>
+          <w:bCs w:val="false"/>
+          <w:lang w:val="hu-HU" w:eastAsia="zh-CN" w:bidi="hi-IN"/>
+        </w:rPr>
+      </w:pPr>
+      <w:r>
+        <w:rPr>
+          <w:b w:val="false"/>
+          <w:bCs w:val="false"/>
+          <w:lang w:val="hu-HU" w:eastAsia="zh-CN" w:bidi="hi-IN"/>
+        </w:rPr>
+        <w:t>kidolgozott tételek online felhőben elérhetőek lesznek</w:t>
+      </w:r>
+    </w:p>
+    <w:p>
+      <w:pPr>
+        <w:pStyle w:val="Normal"/>
+        <w:bidi w:val="0"/>
+        <w:jc w:val="start"/>
+        <w:rPr>
+          <w:b w:val="false"/>
+          <w:bCs w:val="false"/>
+          <w:lang w:val="hu-HU" w:eastAsia="zh-CN" w:bidi="hi-IN"/>
+        </w:rPr>
+      </w:pPr>
+      <w:r>
+        <w:rPr>
+          <w:b w:val="false"/>
+          <w:bCs w:val="false"/>
+          <w:lang w:val="hu-HU" w:eastAsia="zh-CN" w:bidi="hi-IN"/>
+        </w:rPr>
+      </w:r>
+    </w:p>
+    <w:p>
+      <w:pPr>
+        <w:pStyle w:val="Normal"/>
+        <w:bidi w:val="0"/>
+        <w:jc w:val="start"/>
+        <w:rPr>
+          <w:b w:val="false"/>
+          <w:bCs w:val="false"/>
+          <w:lang w:val="hu-HU" w:eastAsia="zh-CN" w:bidi="hi-IN"/>
+        </w:rPr>
+      </w:pPr>
+      <w:r>
+        <w:rPr>
+          <w:b w:val="false"/>
+          <w:bCs w:val="false"/>
+          <w:lang w:val="hu-HU" w:eastAsia="zh-CN" w:bidi="hi-IN"/>
+        </w:rPr>
+      </w:r>
+    </w:p>
+    <w:p>
+      <w:pPr>
+        <w:pStyle w:val="Normal"/>
+        <w:bidi w:val="0"/>
+        <w:jc w:val="start"/>
+        <w:rPr>
+          <w:b w:val="false"/>
+          <w:bCs w:val="false"/>
+          <w:lang w:val="hu-HU" w:eastAsia="zh-CN" w:bidi="hi-IN"/>
+        </w:rPr>
+      </w:pPr>
+      <w:r>
+        <w:rPr>
+          <w:b w:val="false"/>
+          <w:bCs w:val="false"/>
+          <w:lang w:val="hu-HU" w:eastAsia="zh-CN" w:bidi="hi-IN"/>
+        </w:rPr>
+      </w:r>
+    </w:p>
+    <w:p>
+      <w:pPr>
+        <w:pStyle w:val="Normal"/>
+        <w:bidi w:val="0"/>
+        <w:jc w:val="center"/>
+        <w:rPr>
+          <w:b/>
+          <w:bCs/>
+          <w:lang w:val="hu-HU" w:eastAsia="zh-CN" w:bidi="hi-IN"/>
+        </w:rPr>
+      </w:pPr>
+      <w:r>
+        <w:rPr>
+          <w:b/>
+          <w:bCs/>
+          <w:lang w:val="hu-HU" w:eastAsia="zh-CN" w:bidi="hi-IN"/>
+        </w:rPr>
+        <w:t>Középszint_2027</w:t>
+      </w:r>
+    </w:p>
+    <w:p>
+      <w:pPr>
+        <w:pStyle w:val="Normal"/>
+        <w:bidi w:val="0"/>
+        <w:jc w:val="start"/>
+        <w:rPr>
+          <w:b/>
+          <w:bCs/>
+          <w:lang w:val="hu-HU" w:eastAsia="zh-CN" w:bidi="hi-IN"/>
+        </w:rPr>
+      </w:pPr>
+      <w:r>
+        <w:rPr>
+          <w:b/>
+          <w:bCs/>
+          <w:lang w:val="hu-HU" w:eastAsia="zh-CN" w:bidi="hi-IN"/>
+        </w:rPr>
+        <w:t>Életművének a magyar irodalomból. Kötelező szerzők</w:t>
+      </w:r>
+    </w:p>
+    <w:p>
+      <w:pPr>
+        <w:pStyle w:val="Normal"/>
+        <w:numPr>
+          <w:ilvl w:val="0"/>
+          <w:numId w:val="2"/>
+        </w:numPr>
+        <w:bidi w:val="0"/>
+        <w:jc w:val="start"/>
+        <w:rPr>
+          <w:b w:val="false"/>
+          <w:bCs w:val="false"/>
+          <w:lang w:val="hu-HU" w:eastAsia="zh-CN" w:bidi="hi-IN"/>
+        </w:rPr>
+      </w:pPr>
+      <w:r>
+        <w:rPr>
+          <w:b w:val="false"/>
+          <w:bCs w:val="false"/>
+          <w:lang w:val="hu-HU" w:eastAsia="zh-CN" w:bidi="hi-IN"/>
+        </w:rPr>
+        <w:t>Ady Endre szerelmi költészete 20. század eleje, szimbolizmus, Csinszka (Őrizem a szemedet), Léda (Hélya nász az avaron)</w:t>
+      </w:r>
+    </w:p>
+    <w:p>
+      <w:pPr>
+        <w:pStyle w:val="Normal"/>
+        <w:numPr>
+          <w:ilvl w:val="0"/>
+          <w:numId w:val="2"/>
+        </w:numPr>
+        <w:bidi w:val="0"/>
+        <w:jc w:val="start"/>
+        <w:rPr>
+          <w:b w:val="false"/>
+          <w:bCs w:val="false"/>
+          <w:lang w:val="hu-HU" w:eastAsia="zh-CN" w:bidi="hi-IN"/>
+        </w:rPr>
+      </w:pPr>
+      <w:r>
+        <w:rPr>
+          <w:b w:val="false"/>
+          <w:bCs w:val="false"/>
+          <w:lang w:val="hu-HU" w:eastAsia="zh-CN" w:bidi="hi-IN"/>
+        </w:rPr>
+        <w:t>Arany Jénos balladaköltészete</w:t>
+      </w:r>
+    </w:p>
+    <w:p>
+      <w:pPr>
+        <w:pStyle w:val="Normal"/>
+        <w:numPr>
+          <w:ilvl w:val="0"/>
+          <w:numId w:val="2"/>
+        </w:numPr>
+        <w:bidi w:val="0"/>
+        <w:jc w:val="start"/>
+        <w:rPr>
+          <w:b w:val="false"/>
+          <w:bCs w:val="false"/>
+          <w:lang w:val="hu-HU" w:eastAsia="zh-CN" w:bidi="hi-IN"/>
+        </w:rPr>
+      </w:pPr>
+      <w:r>
+        <w:rPr>
+          <w:b w:val="false"/>
+          <w:bCs w:val="false"/>
+          <w:lang w:val="hu-HU" w:eastAsia="zh-CN" w:bidi="hi-IN"/>
+        </w:rPr>
+        <w:t>A prófétaszerep vállalásának tükröződése Babits Mihály művészetében</w:t>
+      </w:r>
+    </w:p>
+    <w:p>
+      <w:pPr>
+        <w:pStyle w:val="Normal"/>
+        <w:numPr>
+          <w:ilvl w:val="0"/>
+          <w:numId w:val="2"/>
+        </w:numPr>
+        <w:bidi w:val="0"/>
+        <w:jc w:val="start"/>
+        <w:rPr>
+          <w:b w:val="false"/>
+          <w:bCs w:val="false"/>
+          <w:lang w:val="hu-HU" w:eastAsia="zh-CN" w:bidi="hi-IN"/>
+        </w:rPr>
+      </w:pPr>
+      <w:r>
+        <w:rPr>
+          <w:b w:val="false"/>
+          <w:bCs w:val="false"/>
+          <w:lang w:val="hu-HU" w:eastAsia="zh-CN" w:bidi="hi-IN"/>
+        </w:rPr>
+        <w:t xml:space="preserve">Konfliktusrendszerek Herczeg ferenc </w:t>
+      </w:r>
+      <w:r>
+        <w:rPr>
+          <w:b w:val="false"/>
+          <w:bCs w:val="false"/>
+          <w:i/>
+          <w:iCs/>
+          <w:lang w:val="hu-HU" w:eastAsia="zh-CN" w:bidi="hi-IN"/>
+        </w:rPr>
+        <w:t>Az élet kapuja</w:t>
+      </w:r>
+      <w:r>
+        <w:rPr>
+          <w:b w:val="false"/>
+          <w:bCs w:val="false"/>
+          <w:i w:val="false"/>
+          <w:iCs w:val="false"/>
+          <w:lang w:val="hu-HU" w:eastAsia="zh-CN" w:bidi="hi-IN"/>
+        </w:rPr>
+        <w:t xml:space="preserve"> c. Regényében</w:t>
+      </w:r>
+    </w:p>
+    <w:p>
+      <w:pPr>
+        <w:pStyle w:val="Normal"/>
+        <w:numPr>
+          <w:ilvl w:val="0"/>
+          <w:numId w:val="2"/>
+        </w:numPr>
+        <w:bidi w:val="0"/>
+        <w:jc w:val="start"/>
+        <w:rPr>
+          <w:b w:val="false"/>
+          <w:bCs w:val="false"/>
+          <w:i w:val="false"/>
+          <w:iCs w:val="false"/>
+          <w:lang w:val="hu-HU" w:eastAsia="zh-CN" w:bidi="hi-IN"/>
+        </w:rPr>
+      </w:pPr>
+      <w:r>
+        <w:rPr>
+          <w:b w:val="false"/>
+          <w:bCs w:val="false"/>
+          <w:i w:val="false"/>
+          <w:iCs w:val="false"/>
+          <w:lang w:val="hu-HU" w:eastAsia="zh-CN" w:bidi="hi-IN"/>
+        </w:rPr>
+        <w:t xml:space="preserve">A romantika és a realizmus összefüggései Jókai Mór </w:t>
+      </w:r>
+      <w:r>
+        <w:rPr>
+          <w:b w:val="false"/>
+          <w:bCs w:val="false"/>
+          <w:i/>
+          <w:iCs/>
+          <w:lang w:val="hu-HU" w:eastAsia="zh-CN" w:bidi="hi-IN"/>
+        </w:rPr>
+        <w:t xml:space="preserve"> Az arany ember </w:t>
+      </w:r>
+      <w:r>
+        <w:rPr>
+          <w:b w:val="false"/>
+          <w:bCs w:val="false"/>
+          <w:i w:val="false"/>
+          <w:iCs w:val="false"/>
+          <w:lang w:val="hu-HU" w:eastAsia="zh-CN" w:bidi="hi-IN"/>
+        </w:rPr>
+        <w:t>c. Regényében</w:t>
+      </w:r>
+    </w:p>
+    <w:p>
+      <w:pPr>
+        <w:pStyle w:val="Normal"/>
+        <w:numPr>
+          <w:ilvl w:val="0"/>
+          <w:numId w:val="2"/>
+        </w:numPr>
+        <w:bidi w:val="0"/>
+        <w:jc w:val="start"/>
+        <w:rPr>
+          <w:b w:val="false"/>
+          <w:bCs w:val="false"/>
+          <w:i w:val="false"/>
+          <w:iCs w:val="false"/>
+          <w:lang w:val="hu-HU" w:eastAsia="zh-CN" w:bidi="hi-IN"/>
+        </w:rPr>
+      </w:pPr>
+      <w:r>
+        <w:rPr>
+          <w:b w:val="false"/>
+          <w:bCs w:val="false"/>
+          <w:i w:val="false"/>
+          <w:iCs w:val="false"/>
+          <w:lang w:val="hu-HU" w:eastAsia="zh-CN" w:bidi="hi-IN"/>
+        </w:rPr>
+        <w:t>József Atilla költészete az életrajz tükrében</w:t>
       </w:r>
     </w:p>
     <w:sectPr>
@@ -20,9 +433,417 @@
       <w:pgNumType w:fmt="decimal"/>
       <w:formProt w:val="false"/>
       <w:textDirection w:val="lrTb"/>
+      <w:docGrid w:type="default" w:linePitch="100" w:charSpace="0"/>
     </w:sectPr>
   </w:body>
 </w:document>
+</file>
+
+<file path=word/numbering.xml><?xml version="1.0" encoding="utf-8"?>
+<w:numbering xmlns:w="http://schemas.openxmlformats.org/wordprocessingml/2006/main" xmlns:o="urn:schemas-microsoft-com:office:office" xmlns:r="http://schemas.openxmlformats.org/officeDocument/2006/relationships" xmlns:v="urn:schemas-microsoft-com:vml" xmlns:mc="http://schemas.openxmlformats.org/markup-compatibility/2006" xmlns:w14="http://schemas.microsoft.com/office/word/2010/wordml" mc:Ignorable="w14">
+  <w:abstractNum w:abstractNumId="1">
+    <w:lvl w:ilvl="0">
+      <w:start w:val="1"/>
+      <w:numFmt w:val="bullet"/>
+      <w:lvlText w:val=""/>
+      <w:lvlJc w:val="start"/>
+      <w:pPr>
+        <w:tabs>
+          <w:tab w:val="num" w:pos="720"/>
+        </w:tabs>
+        <w:ind w:start="720" w:hanging="360"/>
+      </w:pPr>
+      <w:rPr>
+        <w:rFonts w:ascii="Symbol" w:hAnsi="Symbol" w:cs="Symbol" w:hint="default"/>
+      </w:rPr>
+    </w:lvl>
+    <w:lvl w:ilvl="1">
+      <w:start w:val="1"/>
+      <w:numFmt w:val="bullet"/>
+      <w:lvlText w:val="◦"/>
+      <w:lvlJc w:val="start"/>
+      <w:pPr>
+        <w:tabs>
+          <w:tab w:val="num" w:pos="1080"/>
+        </w:tabs>
+        <w:ind w:start="1080" w:hanging="360"/>
+      </w:pPr>
+      <w:rPr>
+        <w:rFonts w:ascii="OpenSymbol" w:hAnsi="OpenSymbol" w:cs="OpenSymbol" w:hint="default"/>
+      </w:rPr>
+    </w:lvl>
+    <w:lvl w:ilvl="2">
+      <w:start w:val="1"/>
+      <w:numFmt w:val="bullet"/>
+      <w:lvlText w:val="▪"/>
+      <w:lvlJc w:val="start"/>
+      <w:pPr>
+        <w:tabs>
+          <w:tab w:val="num" w:pos="1440"/>
+        </w:tabs>
+        <w:ind w:start="1440" w:hanging="360"/>
+      </w:pPr>
+      <w:rPr>
+        <w:rFonts w:ascii="OpenSymbol" w:hAnsi="OpenSymbol" w:cs="OpenSymbol" w:hint="default"/>
+      </w:rPr>
+    </w:lvl>
+    <w:lvl w:ilvl="3">
+      <w:start w:val="1"/>
+      <w:numFmt w:val="bullet"/>
+      <w:lvlText w:val=""/>
+      <w:lvlJc w:val="start"/>
+      <w:pPr>
+        <w:tabs>
+          <w:tab w:val="num" w:pos="1800"/>
+        </w:tabs>
+        <w:ind w:start="1800" w:hanging="360"/>
+      </w:pPr>
+      <w:rPr>
+        <w:rFonts w:ascii="Symbol" w:hAnsi="Symbol" w:cs="Symbol" w:hint="default"/>
+      </w:rPr>
+    </w:lvl>
+    <w:lvl w:ilvl="4">
+      <w:start w:val="1"/>
+      <w:numFmt w:val="bullet"/>
+      <w:lvlText w:val="◦"/>
+      <w:lvlJc w:val="start"/>
+      <w:pPr>
+        <w:tabs>
+          <w:tab w:val="num" w:pos="2160"/>
+        </w:tabs>
+        <w:ind w:start="2160" w:hanging="360"/>
+      </w:pPr>
+      <w:rPr>
+        <w:rFonts w:ascii="OpenSymbol" w:hAnsi="OpenSymbol" w:cs="OpenSymbol" w:hint="default"/>
+      </w:rPr>
+    </w:lvl>
+    <w:lvl w:ilvl="5">
+      <w:start w:val="1"/>
+      <w:numFmt w:val="bullet"/>
+      <w:lvlText w:val="▪"/>
+      <w:lvlJc w:val="start"/>
+      <w:pPr>
+        <w:tabs>
+          <w:tab w:val="num" w:pos="2520"/>
+        </w:tabs>
+        <w:ind w:start="2520" w:hanging="360"/>
+      </w:pPr>
+      <w:rPr>
+        <w:rFonts w:ascii="OpenSymbol" w:hAnsi="OpenSymbol" w:cs="OpenSymbol" w:hint="default"/>
+      </w:rPr>
+    </w:lvl>
+    <w:lvl w:ilvl="6">
+      <w:start w:val="1"/>
+      <w:numFmt w:val="bullet"/>
+      <w:lvlText w:val=""/>
+      <w:lvlJc w:val="start"/>
+      <w:pPr>
+        <w:tabs>
+          <w:tab w:val="num" w:pos="2880"/>
+        </w:tabs>
+        <w:ind w:start="2880" w:hanging="360"/>
+      </w:pPr>
+      <w:rPr>
+        <w:rFonts w:ascii="Symbol" w:hAnsi="Symbol" w:cs="Symbol" w:hint="default"/>
+      </w:rPr>
+    </w:lvl>
+    <w:lvl w:ilvl="7">
+      <w:start w:val="1"/>
+      <w:numFmt w:val="bullet"/>
+      <w:lvlText w:val="◦"/>
+      <w:lvlJc w:val="start"/>
+      <w:pPr>
+        <w:tabs>
+          <w:tab w:val="num" w:pos="3240"/>
+        </w:tabs>
+        <w:ind w:start="3240" w:hanging="360"/>
+      </w:pPr>
+      <w:rPr>
+        <w:rFonts w:ascii="OpenSymbol" w:hAnsi="OpenSymbol" w:cs="OpenSymbol" w:hint="default"/>
+      </w:rPr>
+    </w:lvl>
+    <w:lvl w:ilvl="8">
+      <w:start w:val="1"/>
+      <w:numFmt w:val="bullet"/>
+      <w:lvlText w:val="▪"/>
+      <w:lvlJc w:val="start"/>
+      <w:pPr>
+        <w:tabs>
+          <w:tab w:val="num" w:pos="3600"/>
+        </w:tabs>
+        <w:ind w:start="3600" w:hanging="360"/>
+      </w:pPr>
+      <w:rPr>
+        <w:rFonts w:ascii="OpenSymbol" w:hAnsi="OpenSymbol" w:cs="OpenSymbol" w:hint="default"/>
+      </w:rPr>
+    </w:lvl>
+  </w:abstractNum>
+  <w:abstractNum w:abstractNumId="2">
+    <w:lvl w:ilvl="0">
+      <w:start w:val="1"/>
+      <w:numFmt w:val="bullet"/>
+      <w:lvlText w:val=""/>
+      <w:lvlJc w:val="start"/>
+      <w:pPr>
+        <w:tabs>
+          <w:tab w:val="num" w:pos="720"/>
+        </w:tabs>
+        <w:ind w:start="720" w:hanging="360"/>
+      </w:pPr>
+      <w:rPr>
+        <w:rFonts w:ascii="Symbol" w:hAnsi="Symbol" w:cs="Symbol" w:hint="default"/>
+      </w:rPr>
+    </w:lvl>
+    <w:lvl w:ilvl="1">
+      <w:start w:val="1"/>
+      <w:numFmt w:val="bullet"/>
+      <w:lvlText w:val="◦"/>
+      <w:lvlJc w:val="start"/>
+      <w:pPr>
+        <w:tabs>
+          <w:tab w:val="num" w:pos="1080"/>
+        </w:tabs>
+        <w:ind w:start="1080" w:hanging="360"/>
+      </w:pPr>
+      <w:rPr>
+        <w:rFonts w:ascii="OpenSymbol" w:hAnsi="OpenSymbol" w:cs="OpenSymbol" w:hint="default"/>
+      </w:rPr>
+    </w:lvl>
+    <w:lvl w:ilvl="2">
+      <w:start w:val="1"/>
+      <w:numFmt w:val="bullet"/>
+      <w:lvlText w:val="▪"/>
+      <w:lvlJc w:val="start"/>
+      <w:pPr>
+        <w:tabs>
+          <w:tab w:val="num" w:pos="1440"/>
+        </w:tabs>
+        <w:ind w:start="1440" w:hanging="360"/>
+      </w:pPr>
+      <w:rPr>
+        <w:rFonts w:ascii="OpenSymbol" w:hAnsi="OpenSymbol" w:cs="OpenSymbol" w:hint="default"/>
+      </w:rPr>
+    </w:lvl>
+    <w:lvl w:ilvl="3">
+      <w:start w:val="1"/>
+      <w:numFmt w:val="bullet"/>
+      <w:lvlText w:val=""/>
+      <w:lvlJc w:val="start"/>
+      <w:pPr>
+        <w:tabs>
+          <w:tab w:val="num" w:pos="1800"/>
+        </w:tabs>
+        <w:ind w:start="1800" w:hanging="360"/>
+      </w:pPr>
+      <w:rPr>
+        <w:rFonts w:ascii="Symbol" w:hAnsi="Symbol" w:cs="Symbol" w:hint="default"/>
+      </w:rPr>
+    </w:lvl>
+    <w:lvl w:ilvl="4">
+      <w:start w:val="1"/>
+      <w:numFmt w:val="bullet"/>
+      <w:lvlText w:val="◦"/>
+      <w:lvlJc w:val="start"/>
+      <w:pPr>
+        <w:tabs>
+          <w:tab w:val="num" w:pos="2160"/>
+        </w:tabs>
+        <w:ind w:start="2160" w:hanging="360"/>
+      </w:pPr>
+      <w:rPr>
+        <w:rFonts w:ascii="OpenSymbol" w:hAnsi="OpenSymbol" w:cs="OpenSymbol" w:hint="default"/>
+      </w:rPr>
+    </w:lvl>
+    <w:lvl w:ilvl="5">
+      <w:start w:val="1"/>
+      <w:numFmt w:val="bullet"/>
+      <w:lvlText w:val="▪"/>
+      <w:lvlJc w:val="start"/>
+      <w:pPr>
+        <w:tabs>
+          <w:tab w:val="num" w:pos="2520"/>
+        </w:tabs>
+        <w:ind w:start="2520" w:hanging="360"/>
+      </w:pPr>
+      <w:rPr>
+        <w:rFonts w:ascii="OpenSymbol" w:hAnsi="OpenSymbol" w:cs="OpenSymbol" w:hint="default"/>
+      </w:rPr>
+    </w:lvl>
+    <w:lvl w:ilvl="6">
+      <w:start w:val="1"/>
+      <w:numFmt w:val="bullet"/>
+      <w:lvlText w:val=""/>
+      <w:lvlJc w:val="start"/>
+      <w:pPr>
+        <w:tabs>
+          <w:tab w:val="num" w:pos="2880"/>
+        </w:tabs>
+        <w:ind w:start="2880" w:hanging="360"/>
+      </w:pPr>
+      <w:rPr>
+        <w:rFonts w:ascii="Symbol" w:hAnsi="Symbol" w:cs="Symbol" w:hint="default"/>
+      </w:rPr>
+    </w:lvl>
+    <w:lvl w:ilvl="7">
+      <w:start w:val="1"/>
+      <w:numFmt w:val="bullet"/>
+      <w:lvlText w:val="◦"/>
+      <w:lvlJc w:val="start"/>
+      <w:pPr>
+        <w:tabs>
+          <w:tab w:val="num" w:pos="3240"/>
+        </w:tabs>
+        <w:ind w:start="3240" w:hanging="360"/>
+      </w:pPr>
+      <w:rPr>
+        <w:rFonts w:ascii="OpenSymbol" w:hAnsi="OpenSymbol" w:cs="OpenSymbol" w:hint="default"/>
+      </w:rPr>
+    </w:lvl>
+    <w:lvl w:ilvl="8">
+      <w:start w:val="1"/>
+      <w:numFmt w:val="bullet"/>
+      <w:lvlText w:val="▪"/>
+      <w:lvlJc w:val="start"/>
+      <w:pPr>
+        <w:tabs>
+          <w:tab w:val="num" w:pos="3600"/>
+        </w:tabs>
+        <w:ind w:start="3600" w:hanging="360"/>
+      </w:pPr>
+      <w:rPr>
+        <w:rFonts w:ascii="OpenSymbol" w:hAnsi="OpenSymbol" w:cs="OpenSymbol" w:hint="default"/>
+      </w:rPr>
+    </w:lvl>
+  </w:abstractNum>
+  <w:abstractNum w:abstractNumId="3">
+    <w:lvl w:ilvl="0">
+      <w:start w:val="1"/>
+      <w:numFmt w:val="none"/>
+      <w:suff w:val="nothing"/>
+      <w:lvlText w:val=""/>
+      <w:lvlJc w:val="start"/>
+      <w:pPr>
+        <w:tabs>
+          <w:tab w:val="num" w:pos="0"/>
+        </w:tabs>
+        <w:ind w:start="0" w:hanging="0"/>
+      </w:pPr>
+    </w:lvl>
+    <w:lvl w:ilvl="1">
+      <w:start w:val="1"/>
+      <w:numFmt w:val="none"/>
+      <w:suff w:val="nothing"/>
+      <w:lvlText w:val=""/>
+      <w:lvlJc w:val="start"/>
+      <w:pPr>
+        <w:tabs>
+          <w:tab w:val="num" w:pos="0"/>
+        </w:tabs>
+        <w:ind w:start="0" w:hanging="0"/>
+      </w:pPr>
+    </w:lvl>
+    <w:lvl w:ilvl="2">
+      <w:start w:val="1"/>
+      <w:numFmt w:val="none"/>
+      <w:suff w:val="nothing"/>
+      <w:lvlText w:val=""/>
+      <w:lvlJc w:val="start"/>
+      <w:pPr>
+        <w:tabs>
+          <w:tab w:val="num" w:pos="0"/>
+        </w:tabs>
+        <w:ind w:start="0" w:hanging="0"/>
+      </w:pPr>
+    </w:lvl>
+    <w:lvl w:ilvl="3">
+      <w:start w:val="1"/>
+      <w:numFmt w:val="none"/>
+      <w:suff w:val="nothing"/>
+      <w:lvlText w:val=""/>
+      <w:lvlJc w:val="start"/>
+      <w:pPr>
+        <w:tabs>
+          <w:tab w:val="num" w:pos="0"/>
+        </w:tabs>
+        <w:ind w:start="0" w:hanging="0"/>
+      </w:pPr>
+    </w:lvl>
+    <w:lvl w:ilvl="4">
+      <w:start w:val="1"/>
+      <w:numFmt w:val="none"/>
+      <w:suff w:val="nothing"/>
+      <w:lvlText w:val=""/>
+      <w:lvlJc w:val="start"/>
+      <w:pPr>
+        <w:tabs>
+          <w:tab w:val="num" w:pos="0"/>
+        </w:tabs>
+        <w:ind w:start="0" w:hanging="0"/>
+      </w:pPr>
+    </w:lvl>
+    <w:lvl w:ilvl="5">
+      <w:start w:val="1"/>
+      <w:numFmt w:val="none"/>
+      <w:suff w:val="nothing"/>
+      <w:lvlText w:val=""/>
+      <w:lvlJc w:val="start"/>
+      <w:pPr>
+        <w:tabs>
+          <w:tab w:val="num" w:pos="0"/>
+        </w:tabs>
+        <w:ind w:start="0" w:hanging="0"/>
+      </w:pPr>
+    </w:lvl>
+    <w:lvl w:ilvl="6">
+      <w:start w:val="1"/>
+      <w:numFmt w:val="none"/>
+      <w:suff w:val="nothing"/>
+      <w:lvlText w:val=""/>
+      <w:lvlJc w:val="start"/>
+      <w:pPr>
+        <w:tabs>
+          <w:tab w:val="num" w:pos="0"/>
+        </w:tabs>
+        <w:ind w:start="0" w:hanging="0"/>
+      </w:pPr>
+    </w:lvl>
+    <w:lvl w:ilvl="7">
+      <w:start w:val="1"/>
+      <w:numFmt w:val="none"/>
+      <w:suff w:val="nothing"/>
+      <w:lvlText w:val=""/>
+      <w:lvlJc w:val="start"/>
+      <w:pPr>
+        <w:tabs>
+          <w:tab w:val="num" w:pos="0"/>
+        </w:tabs>
+        <w:ind w:start="0" w:hanging="0"/>
+      </w:pPr>
+    </w:lvl>
+    <w:lvl w:ilvl="8">
+      <w:start w:val="1"/>
+      <w:numFmt w:val="none"/>
+      <w:suff w:val="nothing"/>
+      <w:lvlText w:val=""/>
+      <w:lvlJc w:val="start"/>
+      <w:pPr>
+        <w:tabs>
+          <w:tab w:val="num" w:pos="0"/>
+        </w:tabs>
+        <w:ind w:start="0" w:hanging="0"/>
+      </w:pPr>
+    </w:lvl>
+  </w:abstractNum>
+  <w:num w:numId="1">
+    <w:abstractNumId w:val="1"/>
+  </w:num>
+  <w:num w:numId="2">
+    <w:abstractNumId w:val="2"/>
+  </w:num>
+  <w:num w:numId="3">
+    <w:abstractNumId w:val="3"/>
+  </w:num>
+</w:numbering>
 </file>
 
 <file path=word/styles.xml><?xml version="1.0" encoding="utf-8"?>
@@ -39,7 +860,6 @@
     </w:rPrDefault>
     <w:pPrDefault>
       <w:pPr>
-        <w:widowControl/>
         <w:suppressAutoHyphens w:val="true"/>
       </w:pPr>
     </w:pPrDefault>
@@ -49,7 +869,10 @@
     <w:qFormat/>
     <w:pPr>
       <w:widowControl/>
+      <w:suppressAutoHyphens w:val="true"/>
       <w:bidi w:val="0"/>
+      <w:spacing w:before="0" w:after="0"/>
+      <w:jc w:val="start"/>
     </w:pPr>
     <w:rPr>
       <w:rFonts w:ascii="Liberation Serif" w:hAnsi="Liberation Serif" w:eastAsia="Noto Serif CJK SC" w:cs="Noto Sans Devanagari"/>
@@ -59,6 +882,18 @@
       <w:szCs w:val="24"/>
       <w:lang w:val="en-US" w:eastAsia="zh-CN" w:bidi="hi-IN"/>
     </w:rPr>
+  </w:style>
+  <w:style w:type="character" w:styleId="Bullets">
+    <w:name w:val="Bullets"/>
+    <w:qFormat/>
+    <w:rPr>
+      <w:rFonts w:ascii="OpenSymbol" w:hAnsi="OpenSymbol" w:eastAsia="OpenSymbol" w:cs="OpenSymbol"/>
+    </w:rPr>
+  </w:style>
+  <w:style w:type="character" w:styleId="NumberingSymbols">
+    <w:name w:val="Numbering Symbols"/>
+    <w:qFormat/>
+    <w:rPr/>
   </w:style>
   <w:style w:type="paragraph" w:styleId="Heading">
     <w:name w:val="Heading"/>

--- a/irodalom12.docx
+++ b/irodalom12.docx
@@ -243,59 +243,65 @@
         </w:numPr>
         <w:bidi w:val="0"/>
         <w:jc w:val="start"/>
-        <w:rPr>
-          <w:b w:val="false"/>
-          <w:bCs w:val="false"/>
-          <w:lang w:val="hu-HU" w:eastAsia="zh-CN" w:bidi="hi-IN"/>
-        </w:rPr>
-      </w:pPr>
-      <w:r>
-        <w:rPr>
-          <w:b w:val="false"/>
-          <w:bCs w:val="false"/>
-          <w:lang w:val="hu-HU" w:eastAsia="zh-CN" w:bidi="hi-IN"/>
-        </w:rPr>
-        <w:t>Ady Endre szerelmi költészete 20. század eleje, szimbolizmus, Csinszka (Őrizem a szemedet), Léda (Hélya nász az avaron)</w:t>
-      </w:r>
-    </w:p>
-    <w:p>
-      <w:pPr>
-        <w:pStyle w:val="Normal"/>
-        <w:numPr>
-          <w:ilvl w:val="0"/>
-          <w:numId w:val="2"/>
-        </w:numPr>
-        <w:bidi w:val="0"/>
-        <w:jc w:val="start"/>
-        <w:rPr>
-          <w:b w:val="false"/>
-          <w:bCs w:val="false"/>
-          <w:lang w:val="hu-HU" w:eastAsia="zh-CN" w:bidi="hi-IN"/>
-        </w:rPr>
-      </w:pPr>
-      <w:r>
-        <w:rPr>
-          <w:b w:val="false"/>
-          <w:bCs w:val="false"/>
-          <w:lang w:val="hu-HU" w:eastAsia="zh-CN" w:bidi="hi-IN"/>
-        </w:rPr>
-        <w:t>Arany Jénos balladaköltészete</w:t>
-      </w:r>
-    </w:p>
-    <w:p>
-      <w:pPr>
-        <w:pStyle w:val="Normal"/>
-        <w:numPr>
-          <w:ilvl w:val="0"/>
-          <w:numId w:val="2"/>
-        </w:numPr>
-        <w:bidi w:val="0"/>
-        <w:jc w:val="start"/>
-        <w:rPr>
-          <w:b w:val="false"/>
-          <w:bCs w:val="false"/>
-          <w:lang w:val="hu-HU" w:eastAsia="zh-CN" w:bidi="hi-IN"/>
-        </w:rPr>
+        <w:rPr/>
+      </w:pPr>
+      <w:r>
+        <w:rPr>
+          <w:b w:val="false"/>
+          <w:bCs w:val="false"/>
+          <w:lang w:val="hu-HU" w:eastAsia="zh-CN" w:bidi="hi-IN"/>
+        </w:rPr>
+        <w:t xml:space="preserve">Ady Endre szerelmi költészete </w:t>
+      </w:r>
+      <w:r>
+        <w:rPr>
+          <w:b w:val="false"/>
+          <w:bCs w:val="false"/>
+          <w:shd w:fill="FFFF00" w:val="clear"/>
+          <w:lang w:val="hu-HU" w:eastAsia="zh-CN" w:bidi="hi-IN"/>
+        </w:rPr>
+        <w:t>20. század eleje, szimbolizmus, Csinszka (Őrizem a szemedet), Léda (Hélya nász az avaron)</w:t>
+      </w:r>
+    </w:p>
+    <w:p>
+      <w:pPr>
+        <w:pStyle w:val="Normal"/>
+        <w:numPr>
+          <w:ilvl w:val="0"/>
+          <w:numId w:val="2"/>
+        </w:numPr>
+        <w:bidi w:val="0"/>
+        <w:jc w:val="start"/>
+        <w:rPr/>
+      </w:pPr>
+      <w:r>
+        <w:rPr>
+          <w:b w:val="false"/>
+          <w:bCs w:val="false"/>
+          <w:lang w:val="hu-HU" w:eastAsia="zh-CN" w:bidi="hi-IN"/>
+        </w:rPr>
+        <w:t xml:space="preserve">Arany Jénos balladaköltészete </w:t>
+      </w:r>
+      <w:r>
+        <w:rPr>
+          <w:b w:val="false"/>
+          <w:bCs w:val="false"/>
+          <w:shd w:fill="FFFF00" w:val="clear"/>
+          <w:lang w:val="hu-HU" w:eastAsia="zh-CN" w:bidi="hi-IN"/>
+        </w:rPr>
+        <w:t>Toldi – siker, balladák: Ágnes asszony; A walesi bárdok, lélektani és történelmi, 3 műnem</w:t>
+      </w:r>
+    </w:p>
+    <w:p>
+      <w:pPr>
+        <w:pStyle w:val="Normal"/>
+        <w:numPr>
+          <w:ilvl w:val="0"/>
+          <w:numId w:val="2"/>
+        </w:numPr>
+        <w:bidi w:val="0"/>
+        <w:jc w:val="start"/>
+        <w:rPr/>
       </w:pPr>
       <w:r>
         <w:rPr>
@@ -315,11 +321,7 @@
         </w:numPr>
         <w:bidi w:val="0"/>
         <w:jc w:val="start"/>
-        <w:rPr>
-          <w:b w:val="false"/>
-          <w:bCs w:val="false"/>
-          <w:lang w:val="hu-HU" w:eastAsia="zh-CN" w:bidi="hi-IN"/>
-        </w:rPr>
+        <w:rPr/>
       </w:pPr>
       <w:r>
         <w:rPr>
@@ -359,13 +361,7 @@
         </w:numPr>
         <w:bidi w:val="0"/>
         <w:jc w:val="start"/>
-        <w:rPr>
-          <w:b w:val="false"/>
-          <w:bCs w:val="false"/>
-          <w:i w:val="false"/>
-          <w:iCs w:val="false"/>
-          <w:lang w:val="hu-HU" w:eastAsia="zh-CN" w:bidi="hi-IN"/>
-        </w:rPr>
+        <w:rPr/>
       </w:pPr>
       <w:r>
         <w:rPr>
@@ -395,7 +391,18 @@
           <w:iCs w:val="false"/>
           <w:lang w:val="hu-HU" w:eastAsia="zh-CN" w:bidi="hi-IN"/>
         </w:rPr>
-        <w:t>c. Regényében</w:t>
+        <w:t xml:space="preserve">c. Regényében </w:t>
+      </w:r>
+      <w:r>
+        <w:rPr>
+          <w:b w:val="false"/>
+          <w:bCs w:val="false"/>
+          <w:i w:val="false"/>
+          <w:iCs w:val="false"/>
+          <w:shd w:fill="FFFF00" w:val="clear"/>
+          <w:lang w:val="hu-HU" w:eastAsia="zh-CN" w:bidi="hi-IN"/>
+        </w:rPr>
+        <w:t>Tímár Mihály, kettős szerelmi szál (Tímea, Noémi), részletgazdag környezet és karakterek</w:t>
       </w:r>
     </w:p>
     <w:p>
@@ -424,6 +431,547 @@
           <w:lang w:val="hu-HU" w:eastAsia="zh-CN" w:bidi="hi-IN"/>
         </w:rPr>
         <w:t>József Atilla költészete az életrajz tükrében</w:t>
+      </w:r>
+    </w:p>
+    <w:p>
+      <w:pPr>
+        <w:pStyle w:val="Normal"/>
+        <w:numPr>
+          <w:ilvl w:val="0"/>
+          <w:numId w:val="2"/>
+        </w:numPr>
+        <w:bidi w:val="0"/>
+        <w:jc w:val="start"/>
+        <w:rPr>
+          <w:b w:val="false"/>
+          <w:bCs w:val="false"/>
+          <w:i w:val="false"/>
+          <w:iCs w:val="false"/>
+          <w:lang w:val="hu-HU" w:eastAsia="zh-CN" w:bidi="hi-IN"/>
+        </w:rPr>
+      </w:pPr>
+      <w:r>
+        <w:rPr>
+          <w:b w:val="false"/>
+          <w:bCs w:val="false"/>
+          <w:i w:val="false"/>
+          <w:iCs w:val="false"/>
+          <w:lang w:val="hu-HU" w:eastAsia="zh-CN" w:bidi="hi-IN"/>
+        </w:rPr>
+        <w:t xml:space="preserve">A gyermekkor motívuma Kosztolányi Dezső novelláiban </w:t>
+      </w:r>
+      <w:r>
+        <w:rPr>
+          <w:b w:val="false"/>
+          <w:bCs w:val="false"/>
+          <w:i w:val="false"/>
+          <w:iCs w:val="false"/>
+          <w:shd w:fill="FFFF00" w:val="clear"/>
+          <w:lang w:val="hu-HU" w:eastAsia="zh-CN" w:bidi="hi-IN"/>
+        </w:rPr>
+        <w:t>Fürdés, A kulcs, ösztönös – tudatos világ találkozása</w:t>
+      </w:r>
+    </w:p>
+    <w:p>
+      <w:pPr>
+        <w:pStyle w:val="Normal"/>
+        <w:numPr>
+          <w:ilvl w:val="0"/>
+          <w:numId w:val="2"/>
+        </w:numPr>
+        <w:bidi w:val="0"/>
+        <w:jc w:val="start"/>
+        <w:rPr>
+          <w:b w:val="false"/>
+          <w:bCs w:val="false"/>
+          <w:i w:val="false"/>
+          <w:iCs w:val="false"/>
+          <w:highlight w:val="none"/>
+          <w:shd w:fill="auto" w:val="clear"/>
+          <w:lang w:val="hu-HU" w:eastAsia="zh-CN" w:bidi="hi-IN"/>
+        </w:rPr>
+      </w:pPr>
+      <w:r>
+        <w:rPr>
+          <w:b w:val="false"/>
+          <w:bCs w:val="false"/>
+          <w:i w:val="false"/>
+          <w:iCs w:val="false"/>
+          <w:shd w:fill="auto" w:val="clear"/>
+          <w:lang w:val="hu-HU" w:eastAsia="zh-CN" w:bidi="hi-IN"/>
+        </w:rPr>
+        <w:t xml:space="preserve">A szülőföld világának képei Mikszáth Kálmán novelláiban </w:t>
+      </w:r>
+      <w:r>
+        <w:rPr>
+          <w:b w:val="false"/>
+          <w:bCs w:val="false"/>
+          <w:i w:val="false"/>
+          <w:iCs w:val="false"/>
+          <w:shd w:fill="FFFF00" w:val="clear"/>
+          <w:lang w:val="hu-HU" w:eastAsia="zh-CN" w:bidi="hi-IN"/>
+        </w:rPr>
+        <w:t>Bede Anna tartozása, A tót atyafiak és jó palócok kötet, egyéni és hiteles karakterek saját gyermekkorából</w:t>
+      </w:r>
+    </w:p>
+    <w:p>
+      <w:pPr>
+        <w:pStyle w:val="Normal"/>
+        <w:numPr>
+          <w:ilvl w:val="0"/>
+          <w:numId w:val="2"/>
+        </w:numPr>
+        <w:bidi w:val="0"/>
+        <w:jc w:val="start"/>
+        <w:rPr>
+          <w:b w:val="false"/>
+          <w:bCs w:val="false"/>
+          <w:i w:val="false"/>
+          <w:iCs w:val="false"/>
+          <w:highlight w:val="none"/>
+          <w:shd w:fill="auto" w:val="clear"/>
+          <w:lang w:val="hu-HU" w:eastAsia="zh-CN" w:bidi="hi-IN"/>
+        </w:rPr>
+      </w:pPr>
+      <w:r>
+        <w:rPr>
+          <w:b w:val="false"/>
+          <w:bCs w:val="false"/>
+          <w:i w:val="false"/>
+          <w:iCs w:val="false"/>
+          <w:shd w:fill="auto" w:val="clear"/>
+          <w:lang w:val="hu-HU" w:eastAsia="zh-CN" w:bidi="hi-IN"/>
+        </w:rPr>
+        <w:t xml:space="preserve">PetőfiSándor szerelmi költészete </w:t>
+      </w:r>
+      <w:r>
+        <w:rPr>
+          <w:b w:val="false"/>
+          <w:bCs w:val="false"/>
+          <w:i w:val="false"/>
+          <w:iCs w:val="false"/>
+          <w:shd w:fill="FFFF00" w:val="clear"/>
+          <w:lang w:val="hu-HU" w:eastAsia="zh-CN" w:bidi="hi-IN"/>
+        </w:rPr>
+        <w:t xml:space="preserve">Szendey Júlia – Szeptember végén, 19. sz., romantika – </w:t>
+      </w:r>
+      <w:r>
+        <w:rPr>
+          <w:b w:val="false"/>
+          <w:bCs w:val="false"/>
+          <w:i w:val="false"/>
+          <w:iCs w:val="false"/>
+          <w:shd w:fill="FFFF00" w:val="clear"/>
+          <w:lang w:val="hu-HU" w:eastAsia="zh-CN" w:bidi="hi-IN"/>
+        </w:rPr>
+        <w:t>széksőséges ellentétekkel ábrázol</w:t>
+      </w:r>
+    </w:p>
+    <w:p>
+      <w:pPr>
+        <w:pStyle w:val="Normal"/>
+        <w:numPr>
+          <w:ilvl w:val="0"/>
+          <w:numId w:val="2"/>
+        </w:numPr>
+        <w:bidi w:val="0"/>
+        <w:jc w:val="start"/>
+        <w:rPr>
+          <w:b w:val="false"/>
+          <w:bCs w:val="false"/>
+          <w:i w:val="false"/>
+          <w:iCs w:val="false"/>
+          <w:highlight w:val="none"/>
+          <w:shd w:fill="auto" w:val="clear"/>
+          <w:lang w:val="hu-HU" w:eastAsia="zh-CN" w:bidi="hi-IN"/>
+        </w:rPr>
+      </w:pPr>
+      <w:r>
+        <w:rPr>
+          <w:b w:val="false"/>
+          <w:bCs w:val="false"/>
+          <w:i w:val="false"/>
+          <w:iCs w:val="false"/>
+          <w:shd w:fill="auto" w:val="clear"/>
+          <w:lang w:val="hu-HU" w:eastAsia="zh-CN" w:bidi="hi-IN"/>
+        </w:rPr>
+        <w:t xml:space="preserve">Vörösmaty Mihály, Szózat </w:t>
+      </w:r>
+      <w:r>
+        <w:rPr>
+          <w:b w:val="false"/>
+          <w:bCs w:val="false"/>
+          <w:i w:val="false"/>
+          <w:iCs w:val="false"/>
+          <w:shd w:fill="FFFF00" w:val="clear"/>
+          <w:lang w:val="hu-HU" w:eastAsia="zh-CN" w:bidi="hi-IN"/>
+        </w:rPr>
+        <w:t>romantika, a Himnuszhoz hasonló rangú, történelmi téma</w:t>
+      </w:r>
+    </w:p>
+    <w:p>
+      <w:pPr>
+        <w:pStyle w:val="Normal"/>
+        <w:numPr>
+          <w:ilvl w:val="0"/>
+          <w:numId w:val="2"/>
+        </w:numPr>
+        <w:bidi w:val="0"/>
+        <w:jc w:val="start"/>
+        <w:rPr>
+          <w:b w:val="false"/>
+          <w:bCs w:val="false"/>
+          <w:i w:val="false"/>
+          <w:iCs w:val="false"/>
+          <w:highlight w:val="none"/>
+          <w:shd w:fill="auto" w:val="clear"/>
+          <w:lang w:val="hu-HU" w:eastAsia="zh-CN" w:bidi="hi-IN"/>
+        </w:rPr>
+      </w:pPr>
+      <w:r>
+        <w:rPr>
+          <w:b w:val="false"/>
+          <w:bCs w:val="false"/>
+          <w:i w:val="false"/>
+          <w:iCs w:val="false"/>
+          <w:shd w:fill="auto" w:val="clear"/>
+          <w:lang w:val="hu-HU" w:eastAsia="zh-CN" w:bidi="hi-IN"/>
+        </w:rPr>
+        <w:t xml:space="preserve">Janus Pannonius költészetének reneszánysz vonásai </w:t>
+      </w:r>
+      <w:r>
+        <w:rPr>
+          <w:b w:val="false"/>
+          <w:bCs w:val="false"/>
+          <w:i w:val="false"/>
+          <w:iCs w:val="false"/>
+          <w:shd w:fill="FFFF00" w:val="clear"/>
+          <w:lang w:val="hu-HU" w:eastAsia="zh-CN" w:bidi="hi-IN"/>
+        </w:rPr>
+        <w:t>Pannónia dicsérete, epigramma, Itália – Magyarorszég kettősség</w:t>
+      </w:r>
+    </w:p>
+    <w:p>
+      <w:pPr>
+        <w:pStyle w:val="Normal"/>
+        <w:numPr>
+          <w:ilvl w:val="0"/>
+          <w:numId w:val="2"/>
+        </w:numPr>
+        <w:bidi w:val="0"/>
+        <w:jc w:val="start"/>
+        <w:rPr>
+          <w:b w:val="false"/>
+          <w:bCs w:val="false"/>
+          <w:i w:val="false"/>
+          <w:iCs w:val="false"/>
+          <w:highlight w:val="none"/>
+          <w:shd w:fill="auto" w:val="clear"/>
+          <w:lang w:val="hu-HU" w:eastAsia="zh-CN" w:bidi="hi-IN"/>
+        </w:rPr>
+      </w:pPr>
+      <w:r>
+        <w:rPr>
+          <w:b w:val="false"/>
+          <w:bCs w:val="false"/>
+          <w:i w:val="false"/>
+          <w:iCs w:val="false"/>
+          <w:shd w:fill="auto" w:val="clear"/>
+          <w:lang w:val="hu-HU" w:eastAsia="zh-CN" w:bidi="hi-IN"/>
+        </w:rPr>
+        <w:t>Móricz Zsigmond újyszerű parasztábrázolása</w:t>
+      </w:r>
+    </w:p>
+    <w:p>
+      <w:pPr>
+        <w:pStyle w:val="Normal"/>
+        <w:numPr>
+          <w:ilvl w:val="0"/>
+          <w:numId w:val="2"/>
+        </w:numPr>
+        <w:bidi w:val="0"/>
+        <w:jc w:val="start"/>
+        <w:rPr>
+          <w:b w:val="false"/>
+          <w:bCs w:val="false"/>
+          <w:i w:val="false"/>
+          <w:iCs w:val="false"/>
+          <w:highlight w:val="none"/>
+          <w:shd w:fill="auto" w:val="clear"/>
+          <w:lang w:val="hu-HU" w:eastAsia="zh-CN" w:bidi="hi-IN"/>
+        </w:rPr>
+      </w:pPr>
+      <w:r>
+        <w:rPr>
+          <w:b w:val="false"/>
+          <w:bCs w:val="false"/>
+          <w:i w:val="false"/>
+          <w:iCs w:val="false"/>
+          <w:shd w:fill="auto" w:val="clear"/>
+          <w:lang w:val="hu-HU" w:eastAsia="zh-CN" w:bidi="hi-IN"/>
+        </w:rPr>
+        <w:t>Örkény: egypercesek</w:t>
+      </w:r>
+    </w:p>
+    <w:p>
+      <w:pPr>
+        <w:pStyle w:val="Normal"/>
+        <w:numPr>
+          <w:ilvl w:val="0"/>
+          <w:numId w:val="2"/>
+        </w:numPr>
+        <w:bidi w:val="0"/>
+        <w:jc w:val="start"/>
+        <w:rPr>
+          <w:b w:val="false"/>
+          <w:bCs w:val="false"/>
+          <w:i w:val="false"/>
+          <w:iCs w:val="false"/>
+          <w:highlight w:val="none"/>
+          <w:shd w:fill="auto" w:val="clear"/>
+          <w:lang w:val="hu-HU" w:eastAsia="zh-CN" w:bidi="hi-IN"/>
+        </w:rPr>
+      </w:pPr>
+      <w:r>
+        <w:rPr>
+          <w:b w:val="false"/>
+          <w:bCs w:val="false"/>
+          <w:i w:val="false"/>
+          <w:iCs w:val="false"/>
+          <w:shd w:fill="auto" w:val="clear"/>
+          <w:lang w:val="hu-HU" w:eastAsia="zh-CN" w:bidi="hi-IN"/>
+        </w:rPr>
+        <w:t>Szakács I. Péter: Apokrifok</w:t>
+      </w:r>
+    </w:p>
+    <w:p>
+      <w:pPr>
+        <w:pStyle w:val="Normal"/>
+        <w:numPr>
+          <w:ilvl w:val="0"/>
+          <w:numId w:val="2"/>
+        </w:numPr>
+        <w:bidi w:val="0"/>
+        <w:jc w:val="start"/>
+        <w:rPr>
+          <w:b w:val="false"/>
+          <w:bCs w:val="false"/>
+          <w:i w:val="false"/>
+          <w:iCs w:val="false"/>
+          <w:highlight w:val="none"/>
+          <w:shd w:fill="auto" w:val="clear"/>
+          <w:lang w:val="hu-HU" w:eastAsia="zh-CN" w:bidi="hi-IN"/>
+        </w:rPr>
+      </w:pPr>
+      <w:r>
+        <w:rPr>
+          <w:b w:val="false"/>
+          <w:bCs w:val="false"/>
+          <w:i w:val="false"/>
+          <w:iCs w:val="false"/>
+          <w:shd w:fill="auto" w:val="clear"/>
+          <w:lang w:val="hu-HU" w:eastAsia="zh-CN" w:bidi="hi-IN"/>
+        </w:rPr>
+        <w:t>A gyermeki nézőpont megjelenése Dragomán György A fehér király c. Regényében</w:t>
+      </w:r>
+    </w:p>
+    <w:p>
+      <w:pPr>
+        <w:pStyle w:val="Normal"/>
+        <w:numPr>
+          <w:ilvl w:val="0"/>
+          <w:numId w:val="2"/>
+        </w:numPr>
+        <w:bidi w:val="0"/>
+        <w:jc w:val="start"/>
+        <w:rPr>
+          <w:b w:val="false"/>
+          <w:bCs w:val="false"/>
+          <w:i w:val="false"/>
+          <w:iCs w:val="false"/>
+          <w:highlight w:val="none"/>
+          <w:shd w:fill="auto" w:val="clear"/>
+          <w:lang w:val="hu-HU" w:eastAsia="zh-CN" w:bidi="hi-IN"/>
+        </w:rPr>
+      </w:pPr>
+      <w:r>
+        <w:rPr>
+          <w:b w:val="false"/>
+          <w:bCs w:val="false"/>
+          <w:i w:val="false"/>
+          <w:iCs w:val="false"/>
+          <w:shd w:fill="auto" w:val="clear"/>
+          <w:lang w:val="hu-HU" w:eastAsia="zh-CN" w:bidi="hi-IN"/>
+        </w:rPr>
+        <w:t xml:space="preserve">Európai kultúrának alapköve, a Biblia </w:t>
+      </w:r>
+      <w:r>
+        <w:rPr>
+          <w:b w:val="false"/>
+          <w:bCs w:val="false"/>
+          <w:i w:val="false"/>
+          <w:iCs w:val="false"/>
+          <w:shd w:fill="FFFF00" w:val="clear"/>
+          <w:lang w:val="hu-HU" w:eastAsia="zh-CN" w:bidi="hi-IN"/>
+        </w:rPr>
+        <w:t xml:space="preserve">a keresztény iradalom alapműve, Ó és Újszövetség, Nóé bárkája, tereméstörténet, </w:t>
+      </w:r>
+      <w:r>
+        <w:rPr>
+          <w:b w:val="false"/>
+          <w:bCs w:val="false"/>
+          <w:i w:val="false"/>
+          <w:iCs w:val="false"/>
+          <w:shd w:fill="FFFF00" w:val="clear"/>
+          <w:lang w:val="hu-HU" w:eastAsia="zh-CN" w:bidi="hi-IN"/>
+        </w:rPr>
+        <w:t>Jézus – csogatétek, keresztefeszítés</w:t>
+      </w:r>
+    </w:p>
+    <w:p>
+      <w:pPr>
+        <w:pStyle w:val="Normal"/>
+        <w:numPr>
+          <w:ilvl w:val="0"/>
+          <w:numId w:val="2"/>
+        </w:numPr>
+        <w:bidi w:val="0"/>
+        <w:jc w:val="start"/>
+        <w:rPr>
+          <w:b w:val="false"/>
+          <w:bCs w:val="false"/>
+          <w:i w:val="false"/>
+          <w:iCs w:val="false"/>
+          <w:highlight w:val="none"/>
+          <w:shd w:fill="auto" w:val="clear"/>
+          <w:lang w:val="hu-HU" w:eastAsia="zh-CN" w:bidi="hi-IN"/>
+        </w:rPr>
+      </w:pPr>
+      <w:r>
+        <w:rPr>
+          <w:b w:val="false"/>
+          <w:bCs w:val="false"/>
+          <w:i w:val="false"/>
+          <w:iCs w:val="false"/>
+          <w:shd w:fill="auto" w:val="clear"/>
+          <w:lang w:val="hu-HU" w:eastAsia="zh-CN" w:bidi="hi-IN"/>
+        </w:rPr>
+        <w:t>A kisember alakja az orosz realizmus világában (Gogol, Csehov, Tosztoj)</w:t>
+      </w:r>
+    </w:p>
+    <w:p>
+      <w:pPr>
+        <w:pStyle w:val="Normal"/>
+        <w:numPr>
+          <w:ilvl w:val="0"/>
+          <w:numId w:val="2"/>
+        </w:numPr>
+        <w:bidi w:val="0"/>
+        <w:jc w:val="start"/>
+        <w:rPr>
+          <w:b w:val="false"/>
+          <w:bCs w:val="false"/>
+          <w:i w:val="false"/>
+          <w:iCs w:val="false"/>
+          <w:highlight w:val="none"/>
+          <w:shd w:fill="auto" w:val="clear"/>
+          <w:lang w:val="hu-HU" w:eastAsia="zh-CN" w:bidi="hi-IN"/>
+        </w:rPr>
+      </w:pPr>
+      <w:r>
+        <w:rPr>
+          <w:b w:val="false"/>
+          <w:bCs w:val="false"/>
+          <w:i w:val="false"/>
+          <w:iCs w:val="false"/>
+          <w:shd w:fill="auto" w:val="clear"/>
+          <w:lang w:val="hu-HU" w:eastAsia="zh-CN" w:bidi="hi-IN"/>
+        </w:rPr>
+        <w:t xml:space="preserve">Az angol reneszánysz színhász – Shakespeare: Romeo és Júlia </w:t>
+      </w:r>
+      <w:r>
+        <w:rPr>
+          <w:b w:val="false"/>
+          <w:bCs w:val="false"/>
+          <w:i w:val="false"/>
+          <w:iCs w:val="false"/>
+          <w:shd w:fill="FFFF00" w:val="clear"/>
+          <w:lang w:val="hu-HU" w:eastAsia="zh-CN" w:bidi="hi-IN"/>
+        </w:rPr>
+        <w:t>két szembenálló család gyermekaiek szerelme, kettős öngyilkosság, korabeli erkölcsök miatt nem llehettek egymásé</w:t>
+      </w:r>
+    </w:p>
+    <w:p>
+      <w:pPr>
+        <w:pStyle w:val="Normal"/>
+        <w:numPr>
+          <w:ilvl w:val="0"/>
+          <w:numId w:val="2"/>
+        </w:numPr>
+        <w:bidi w:val="0"/>
+        <w:jc w:val="start"/>
+        <w:rPr>
+          <w:b w:val="false"/>
+          <w:bCs w:val="false"/>
+          <w:i w:val="false"/>
+          <w:iCs w:val="false"/>
+          <w:highlight w:val="none"/>
+          <w:shd w:fill="auto" w:val="clear"/>
+          <w:lang w:val="hu-HU" w:eastAsia="zh-CN" w:bidi="hi-IN"/>
+        </w:rPr>
+      </w:pPr>
+      <w:r>
+        <w:rPr>
+          <w:b w:val="false"/>
+          <w:bCs w:val="false"/>
+          <w:i w:val="false"/>
+          <w:iCs w:val="false"/>
+          <w:shd w:fill="auto" w:val="clear"/>
+          <w:lang w:val="hu-HU" w:eastAsia="zh-CN" w:bidi="hi-IN"/>
+        </w:rPr>
+        <w:t xml:space="preserve">Madách Imre Az ember tragédiájy című művének szerkezeti, tartalmi ls műfajo jellegzetességei </w:t>
+      </w:r>
+      <w:r>
+        <w:rPr>
+          <w:b w:val="false"/>
+          <w:bCs w:val="false"/>
+          <w:i w:val="false"/>
+          <w:iCs w:val="false"/>
+          <w:shd w:fill="FFFF00" w:val="clear"/>
+          <w:lang w:val="hu-HU" w:eastAsia="zh-CN" w:bidi="hi-IN"/>
+        </w:rPr>
+        <w:t>Ádám, Éva, Lucifer, történelmi utazés, fejlődik-e az emberiség</w:t>
+      </w:r>
+    </w:p>
+    <w:p>
+      <w:pPr>
+        <w:pStyle w:val="Normal"/>
+        <w:numPr>
+          <w:ilvl w:val="0"/>
+          <w:numId w:val="2"/>
+        </w:numPr>
+        <w:bidi w:val="0"/>
+        <w:jc w:val="start"/>
+        <w:rPr>
+          <w:b w:val="false"/>
+          <w:bCs w:val="false"/>
+          <w:i w:val="false"/>
+          <w:iCs w:val="false"/>
+          <w:highlight w:val="none"/>
+          <w:shd w:fill="auto" w:val="clear"/>
+          <w:lang w:val="hu-HU" w:eastAsia="zh-CN" w:bidi="hi-IN"/>
+        </w:rPr>
+      </w:pPr>
+      <w:r>
+        <w:rPr>
+          <w:b w:val="false"/>
+          <w:bCs w:val="false"/>
+          <w:i w:val="false"/>
+          <w:iCs w:val="false"/>
+          <w:shd w:fill="auto" w:val="clear"/>
+          <w:lang w:val="hu-HU" w:eastAsia="zh-CN" w:bidi="hi-IN"/>
+        </w:rPr>
+        <w:t>A disztópia mint jellemző irodalmi és filmművészeti műfaj a XXI. században</w:t>
       </w:r>
     </w:p>
     <w:sectPr>
@@ -581,8 +1129,8 @@
   <w:abstractNum w:abstractNumId="2">
     <w:lvl w:ilvl="0">
       <w:start w:val="1"/>
-      <w:numFmt w:val="bullet"/>
-      <w:lvlText w:val=""/>
+      <w:numFmt w:val="decimal"/>
+      <w:lvlText w:val="%1."/>
       <w:lvlJc w:val="start"/>
       <w:pPr>
         <w:tabs>
@@ -590,14 +1138,12 @@
         </w:tabs>
         <w:ind w:start="720" w:hanging="360"/>
       </w:pPr>
-      <w:rPr>
-        <w:rFonts w:ascii="Symbol" w:hAnsi="Symbol" w:cs="Symbol" w:hint="default"/>
-      </w:rPr>
+      <w:rPr/>
     </w:lvl>
     <w:lvl w:ilvl="1">
       <w:start w:val="1"/>
-      <w:numFmt w:val="bullet"/>
-      <w:lvlText w:val="◦"/>
+      <w:numFmt w:val="decimal"/>
+      <w:lvlText w:val="%2."/>
       <w:lvlJc w:val="start"/>
       <w:pPr>
         <w:tabs>
@@ -605,14 +1151,12 @@
         </w:tabs>
         <w:ind w:start="1080" w:hanging="360"/>
       </w:pPr>
-      <w:rPr>
-        <w:rFonts w:ascii="OpenSymbol" w:hAnsi="OpenSymbol" w:cs="OpenSymbol" w:hint="default"/>
-      </w:rPr>
+      <w:rPr/>
     </w:lvl>
     <w:lvl w:ilvl="2">
       <w:start w:val="1"/>
-      <w:numFmt w:val="bullet"/>
-      <w:lvlText w:val="▪"/>
+      <w:numFmt w:val="decimal"/>
+      <w:lvlText w:val="%3."/>
       <w:lvlJc w:val="start"/>
       <w:pPr>
         <w:tabs>
@@ -620,14 +1164,12 @@
         </w:tabs>
         <w:ind w:start="1440" w:hanging="360"/>
       </w:pPr>
-      <w:rPr>
-        <w:rFonts w:ascii="OpenSymbol" w:hAnsi="OpenSymbol" w:cs="OpenSymbol" w:hint="default"/>
-      </w:rPr>
+      <w:rPr/>
     </w:lvl>
     <w:lvl w:ilvl="3">
       <w:start w:val="1"/>
-      <w:numFmt w:val="bullet"/>
-      <w:lvlText w:val=""/>
+      <w:numFmt w:val="decimal"/>
+      <w:lvlText w:val="%4."/>
       <w:lvlJc w:val="start"/>
       <w:pPr>
         <w:tabs>
@@ -635,14 +1177,12 @@
         </w:tabs>
         <w:ind w:start="1800" w:hanging="360"/>
       </w:pPr>
-      <w:rPr>
-        <w:rFonts w:ascii="Symbol" w:hAnsi="Symbol" w:cs="Symbol" w:hint="default"/>
-      </w:rPr>
+      <w:rPr/>
     </w:lvl>
     <w:lvl w:ilvl="4">
       <w:start w:val="1"/>
-      <w:numFmt w:val="bullet"/>
-      <w:lvlText w:val="◦"/>
+      <w:numFmt w:val="decimal"/>
+      <w:lvlText w:val="%5."/>
       <w:lvlJc w:val="start"/>
       <w:pPr>
         <w:tabs>
@@ -650,14 +1190,12 @@
         </w:tabs>
         <w:ind w:start="2160" w:hanging="360"/>
       </w:pPr>
-      <w:rPr>
-        <w:rFonts w:ascii="OpenSymbol" w:hAnsi="OpenSymbol" w:cs="OpenSymbol" w:hint="default"/>
-      </w:rPr>
+      <w:rPr/>
     </w:lvl>
     <w:lvl w:ilvl="5">
       <w:start w:val="1"/>
-      <w:numFmt w:val="bullet"/>
-      <w:lvlText w:val="▪"/>
+      <w:numFmt w:val="decimal"/>
+      <w:lvlText w:val="%6."/>
       <w:lvlJc w:val="start"/>
       <w:pPr>
         <w:tabs>
@@ -665,14 +1203,12 @@
         </w:tabs>
         <w:ind w:start="2520" w:hanging="360"/>
       </w:pPr>
-      <w:rPr>
-        <w:rFonts w:ascii="OpenSymbol" w:hAnsi="OpenSymbol" w:cs="OpenSymbol" w:hint="default"/>
-      </w:rPr>
+      <w:rPr/>
     </w:lvl>
     <w:lvl w:ilvl="6">
       <w:start w:val="1"/>
-      <w:numFmt w:val="bullet"/>
-      <w:lvlText w:val=""/>
+      <w:numFmt w:val="decimal"/>
+      <w:lvlText w:val="%7."/>
       <w:lvlJc w:val="start"/>
       <w:pPr>
         <w:tabs>
@@ -680,14 +1216,12 @@
         </w:tabs>
         <w:ind w:start="2880" w:hanging="360"/>
       </w:pPr>
-      <w:rPr>
-        <w:rFonts w:ascii="Symbol" w:hAnsi="Symbol" w:cs="Symbol" w:hint="default"/>
-      </w:rPr>
+      <w:rPr/>
     </w:lvl>
     <w:lvl w:ilvl="7">
       <w:start w:val="1"/>
-      <w:numFmt w:val="bullet"/>
-      <w:lvlText w:val="◦"/>
+      <w:numFmt w:val="decimal"/>
+      <w:lvlText w:val="%8."/>
       <w:lvlJc w:val="start"/>
       <w:pPr>
         <w:tabs>
@@ -695,14 +1229,12 @@
         </w:tabs>
         <w:ind w:start="3240" w:hanging="360"/>
       </w:pPr>
-      <w:rPr>
-        <w:rFonts w:ascii="OpenSymbol" w:hAnsi="OpenSymbol" w:cs="OpenSymbol" w:hint="default"/>
-      </w:rPr>
+      <w:rPr/>
     </w:lvl>
     <w:lvl w:ilvl="8">
       <w:start w:val="1"/>
-      <w:numFmt w:val="bullet"/>
-      <w:lvlText w:val="▪"/>
+      <w:numFmt w:val="decimal"/>
+      <w:lvlText w:val="%9."/>
       <w:lvlJc w:val="start"/>
       <w:pPr>
         <w:tabs>
@@ -710,9 +1242,7 @@
         </w:tabs>
         <w:ind w:start="3600" w:hanging="360"/>
       </w:pPr>
-      <w:rPr>
-        <w:rFonts w:ascii="OpenSymbol" w:hAnsi="OpenSymbol" w:cs="OpenSymbol" w:hint="default"/>
-      </w:rPr>
+      <w:rPr/>
     </w:lvl>
   </w:abstractNum>
   <w:abstractNum w:abstractNumId="3">
@@ -883,8 +1413,8 @@
       <w:lang w:val="en-US" w:eastAsia="zh-CN" w:bidi="hi-IN"/>
     </w:rPr>
   </w:style>
-  <w:style w:type="character" w:styleId="Bullets">
-    <w:name w:val="Bullets"/>
+  <w:style w:type="character" w:styleId="Bulletsuser">
+    <w:name w:val="Bullets (user)"/>
     <w:qFormat/>
     <w:rPr>
       <w:rFonts w:ascii="OpenSymbol" w:hAnsi="OpenSymbol" w:eastAsia="OpenSymbol" w:cs="OpenSymbol"/>

--- a/irodalom12.docx
+++ b/irodalom12.docx
@@ -553,7 +553,38 @@
           <w:shd w:fill="FFFF00" w:val="clear"/>
           <w:lang w:val="hu-HU" w:eastAsia="zh-CN" w:bidi="hi-IN"/>
         </w:rPr>
-        <w:t xml:space="preserve">Szendey Júlia – Szeptember végén, 19. sz., romantika – </w:t>
+        <w:t>Szendey Júlia – Szeptember végén, 19. sz., romantika – széksőséges ellentétekkel ábrázol</w:t>
+      </w:r>
+    </w:p>
+    <w:p>
+      <w:pPr>
+        <w:pStyle w:val="Normal"/>
+        <w:numPr>
+          <w:ilvl w:val="0"/>
+          <w:numId w:val="2"/>
+        </w:numPr>
+        <w:bidi w:val="0"/>
+        <w:jc w:val="start"/>
+        <w:rPr>
+          <w:b w:val="false"/>
+          <w:bCs w:val="false"/>
+          <w:i w:val="false"/>
+          <w:iCs w:val="false"/>
+          <w:highlight w:val="none"/>
+          <w:shd w:fill="auto" w:val="clear"/>
+          <w:lang w:val="hu-HU" w:eastAsia="zh-CN" w:bidi="hi-IN"/>
+        </w:rPr>
+      </w:pPr>
+      <w:r>
+        <w:rPr>
+          <w:b w:val="false"/>
+          <w:bCs w:val="false"/>
+          <w:i w:val="false"/>
+          <w:iCs w:val="false"/>
+          <w:shd w:fill="auto" w:val="clear"/>
+          <w:lang w:val="hu-HU" w:eastAsia="zh-CN" w:bidi="hi-IN"/>
+        </w:rPr>
+        <w:t xml:space="preserve">Vörösmaty Mihály, Szózat </w:t>
       </w:r>
       <w:r>
         <w:rPr>
@@ -564,38 +595,38 @@
           <w:shd w:fill="FFFF00" w:val="clear"/>
           <w:lang w:val="hu-HU" w:eastAsia="zh-CN" w:bidi="hi-IN"/>
         </w:rPr>
-        <w:t>széksőséges ellentétekkel ábrázol</w:t>
-      </w:r>
-    </w:p>
-    <w:p>
-      <w:pPr>
-        <w:pStyle w:val="Normal"/>
-        <w:numPr>
-          <w:ilvl w:val="0"/>
-          <w:numId w:val="2"/>
-        </w:numPr>
-        <w:bidi w:val="0"/>
-        <w:jc w:val="start"/>
-        <w:rPr>
-          <w:b w:val="false"/>
-          <w:bCs w:val="false"/>
-          <w:i w:val="false"/>
-          <w:iCs w:val="false"/>
-          <w:highlight w:val="none"/>
-          <w:shd w:fill="auto" w:val="clear"/>
-          <w:lang w:val="hu-HU" w:eastAsia="zh-CN" w:bidi="hi-IN"/>
-        </w:rPr>
-      </w:pPr>
-      <w:r>
-        <w:rPr>
-          <w:b w:val="false"/>
-          <w:bCs w:val="false"/>
-          <w:i w:val="false"/>
-          <w:iCs w:val="false"/>
-          <w:shd w:fill="auto" w:val="clear"/>
-          <w:lang w:val="hu-HU" w:eastAsia="zh-CN" w:bidi="hi-IN"/>
-        </w:rPr>
-        <w:t xml:space="preserve">Vörösmaty Mihály, Szózat </w:t>
+        <w:t>romantika, a Himnuszhoz hasonló rangú, történelmi téma</w:t>
+      </w:r>
+    </w:p>
+    <w:p>
+      <w:pPr>
+        <w:pStyle w:val="Normal"/>
+        <w:numPr>
+          <w:ilvl w:val="0"/>
+          <w:numId w:val="2"/>
+        </w:numPr>
+        <w:bidi w:val="0"/>
+        <w:jc w:val="start"/>
+        <w:rPr>
+          <w:b w:val="false"/>
+          <w:bCs w:val="false"/>
+          <w:i w:val="false"/>
+          <w:iCs w:val="false"/>
+          <w:highlight w:val="none"/>
+          <w:shd w:fill="auto" w:val="clear"/>
+          <w:lang w:val="hu-HU" w:eastAsia="zh-CN" w:bidi="hi-IN"/>
+        </w:rPr>
+      </w:pPr>
+      <w:r>
+        <w:rPr>
+          <w:b w:val="false"/>
+          <w:bCs w:val="false"/>
+          <w:i w:val="false"/>
+          <w:iCs w:val="false"/>
+          <w:shd w:fill="auto" w:val="clear"/>
+          <w:lang w:val="hu-HU" w:eastAsia="zh-CN" w:bidi="hi-IN"/>
+        </w:rPr>
+        <w:t xml:space="preserve">Janus Pannonius költészetének reneszánysz vonásai </w:t>
       </w:r>
       <w:r>
         <w:rPr>
@@ -606,38 +637,162 @@
           <w:shd w:fill="FFFF00" w:val="clear"/>
           <w:lang w:val="hu-HU" w:eastAsia="zh-CN" w:bidi="hi-IN"/>
         </w:rPr>
-        <w:t>romantika, a Himnuszhoz hasonló rangú, történelmi téma</w:t>
-      </w:r>
-    </w:p>
-    <w:p>
-      <w:pPr>
-        <w:pStyle w:val="Normal"/>
-        <w:numPr>
-          <w:ilvl w:val="0"/>
-          <w:numId w:val="2"/>
-        </w:numPr>
-        <w:bidi w:val="0"/>
-        <w:jc w:val="start"/>
-        <w:rPr>
-          <w:b w:val="false"/>
-          <w:bCs w:val="false"/>
-          <w:i w:val="false"/>
-          <w:iCs w:val="false"/>
-          <w:highlight w:val="none"/>
-          <w:shd w:fill="auto" w:val="clear"/>
-          <w:lang w:val="hu-HU" w:eastAsia="zh-CN" w:bidi="hi-IN"/>
-        </w:rPr>
-      </w:pPr>
-      <w:r>
-        <w:rPr>
-          <w:b w:val="false"/>
-          <w:bCs w:val="false"/>
-          <w:i w:val="false"/>
-          <w:iCs w:val="false"/>
-          <w:shd w:fill="auto" w:val="clear"/>
-          <w:lang w:val="hu-HU" w:eastAsia="zh-CN" w:bidi="hi-IN"/>
-        </w:rPr>
-        <w:t xml:space="preserve">Janus Pannonius költészetének reneszánysz vonásai </w:t>
+        <w:t>Pannónia dicsérete, epigramma, Itália – Magyarorszég kettősség</w:t>
+      </w:r>
+    </w:p>
+    <w:p>
+      <w:pPr>
+        <w:pStyle w:val="Normal"/>
+        <w:numPr>
+          <w:ilvl w:val="0"/>
+          <w:numId w:val="2"/>
+        </w:numPr>
+        <w:bidi w:val="0"/>
+        <w:jc w:val="start"/>
+        <w:rPr>
+          <w:b w:val="false"/>
+          <w:bCs w:val="false"/>
+          <w:i w:val="false"/>
+          <w:iCs w:val="false"/>
+          <w:highlight w:val="none"/>
+          <w:shd w:fill="auto" w:val="clear"/>
+          <w:lang w:val="hu-HU" w:eastAsia="zh-CN" w:bidi="hi-IN"/>
+        </w:rPr>
+      </w:pPr>
+      <w:r>
+        <w:rPr>
+          <w:b w:val="false"/>
+          <w:bCs w:val="false"/>
+          <w:i w:val="false"/>
+          <w:iCs w:val="false"/>
+          <w:shd w:fill="auto" w:val="clear"/>
+          <w:lang w:val="hu-HU" w:eastAsia="zh-CN" w:bidi="hi-IN"/>
+        </w:rPr>
+        <w:t>Móricz Zsigmond újyszerű parasztábrázolása</w:t>
+      </w:r>
+    </w:p>
+    <w:p>
+      <w:pPr>
+        <w:pStyle w:val="Normal"/>
+        <w:numPr>
+          <w:ilvl w:val="0"/>
+          <w:numId w:val="2"/>
+        </w:numPr>
+        <w:bidi w:val="0"/>
+        <w:jc w:val="start"/>
+        <w:rPr>
+          <w:b w:val="false"/>
+          <w:bCs w:val="false"/>
+          <w:i w:val="false"/>
+          <w:iCs w:val="false"/>
+          <w:highlight w:val="none"/>
+          <w:shd w:fill="auto" w:val="clear"/>
+          <w:lang w:val="hu-HU" w:eastAsia="zh-CN" w:bidi="hi-IN"/>
+        </w:rPr>
+      </w:pPr>
+      <w:r>
+        <w:rPr>
+          <w:b w:val="false"/>
+          <w:bCs w:val="false"/>
+          <w:i w:val="false"/>
+          <w:iCs w:val="false"/>
+          <w:shd w:fill="auto" w:val="clear"/>
+          <w:lang w:val="hu-HU" w:eastAsia="zh-CN" w:bidi="hi-IN"/>
+        </w:rPr>
+        <w:t>Örkény: egypercesek</w:t>
+      </w:r>
+    </w:p>
+    <w:p>
+      <w:pPr>
+        <w:pStyle w:val="Normal"/>
+        <w:numPr>
+          <w:ilvl w:val="0"/>
+          <w:numId w:val="2"/>
+        </w:numPr>
+        <w:bidi w:val="0"/>
+        <w:jc w:val="start"/>
+        <w:rPr>
+          <w:b w:val="false"/>
+          <w:bCs w:val="false"/>
+          <w:i w:val="false"/>
+          <w:iCs w:val="false"/>
+          <w:highlight w:val="none"/>
+          <w:shd w:fill="auto" w:val="clear"/>
+          <w:lang w:val="hu-HU" w:eastAsia="zh-CN" w:bidi="hi-IN"/>
+        </w:rPr>
+      </w:pPr>
+      <w:r>
+        <w:rPr>
+          <w:b w:val="false"/>
+          <w:bCs w:val="false"/>
+          <w:i w:val="false"/>
+          <w:iCs w:val="false"/>
+          <w:shd w:fill="auto" w:val="clear"/>
+          <w:lang w:val="hu-HU" w:eastAsia="zh-CN" w:bidi="hi-IN"/>
+        </w:rPr>
+        <w:t>Szakács I. Péter: Apokrifok</w:t>
+      </w:r>
+    </w:p>
+    <w:p>
+      <w:pPr>
+        <w:pStyle w:val="Normal"/>
+        <w:numPr>
+          <w:ilvl w:val="0"/>
+          <w:numId w:val="2"/>
+        </w:numPr>
+        <w:bidi w:val="0"/>
+        <w:jc w:val="start"/>
+        <w:rPr>
+          <w:b w:val="false"/>
+          <w:bCs w:val="false"/>
+          <w:i w:val="false"/>
+          <w:iCs w:val="false"/>
+          <w:highlight w:val="none"/>
+          <w:shd w:fill="auto" w:val="clear"/>
+          <w:lang w:val="hu-HU" w:eastAsia="zh-CN" w:bidi="hi-IN"/>
+        </w:rPr>
+      </w:pPr>
+      <w:r>
+        <w:rPr>
+          <w:b w:val="false"/>
+          <w:bCs w:val="false"/>
+          <w:i w:val="false"/>
+          <w:iCs w:val="false"/>
+          <w:shd w:fill="auto" w:val="clear"/>
+          <w:lang w:val="hu-HU" w:eastAsia="zh-CN" w:bidi="hi-IN"/>
+        </w:rPr>
+        <w:t>A gyermeki nézőpont megjelenése Dragomán György A fehér király c. Regényében</w:t>
+      </w:r>
+    </w:p>
+    <w:p>
+      <w:pPr>
+        <w:pStyle w:val="Normal"/>
+        <w:numPr>
+          <w:ilvl w:val="0"/>
+          <w:numId w:val="2"/>
+        </w:numPr>
+        <w:bidi w:val="0"/>
+        <w:jc w:val="start"/>
+        <w:rPr>
+          <w:b w:val="false"/>
+          <w:bCs w:val="false"/>
+          <w:i w:val="false"/>
+          <w:iCs w:val="false"/>
+          <w:highlight w:val="none"/>
+          <w:shd w:fill="auto" w:val="clear"/>
+          <w:lang w:val="hu-HU" w:eastAsia="zh-CN" w:bidi="hi-IN"/>
+        </w:rPr>
+      </w:pPr>
+      <w:r>
+        <w:rPr>
+          <w:b w:val="false"/>
+          <w:bCs w:val="false"/>
+          <w:i w:val="false"/>
+          <w:iCs w:val="false"/>
+          <w:shd w:fill="auto" w:val="clear"/>
+          <w:lang w:val="hu-HU" w:eastAsia="zh-CN" w:bidi="hi-IN"/>
+        </w:rPr>
+        <w:t xml:space="preserve">Európai kultúrának alapköve, a Biblia </w:t>
       </w:r>
       <w:r>
         <w:rPr>
@@ -648,162 +803,69 @@
           <w:shd w:fill="FFFF00" w:val="clear"/>
           <w:lang w:val="hu-HU" w:eastAsia="zh-CN" w:bidi="hi-IN"/>
         </w:rPr>
-        <w:t>Pannónia dicsérete, epigramma, Itália – Magyarorszég kettősség</w:t>
-      </w:r>
-    </w:p>
-    <w:p>
-      <w:pPr>
-        <w:pStyle w:val="Normal"/>
-        <w:numPr>
-          <w:ilvl w:val="0"/>
-          <w:numId w:val="2"/>
-        </w:numPr>
-        <w:bidi w:val="0"/>
-        <w:jc w:val="start"/>
-        <w:rPr>
-          <w:b w:val="false"/>
-          <w:bCs w:val="false"/>
-          <w:i w:val="false"/>
-          <w:iCs w:val="false"/>
-          <w:highlight w:val="none"/>
-          <w:shd w:fill="auto" w:val="clear"/>
-          <w:lang w:val="hu-HU" w:eastAsia="zh-CN" w:bidi="hi-IN"/>
-        </w:rPr>
-      </w:pPr>
-      <w:r>
-        <w:rPr>
-          <w:b w:val="false"/>
-          <w:bCs w:val="false"/>
-          <w:i w:val="false"/>
-          <w:iCs w:val="false"/>
-          <w:shd w:fill="auto" w:val="clear"/>
-          <w:lang w:val="hu-HU" w:eastAsia="zh-CN" w:bidi="hi-IN"/>
-        </w:rPr>
-        <w:t>Móricz Zsigmond újyszerű parasztábrázolása</w:t>
-      </w:r>
-    </w:p>
-    <w:p>
-      <w:pPr>
-        <w:pStyle w:val="Normal"/>
-        <w:numPr>
-          <w:ilvl w:val="0"/>
-          <w:numId w:val="2"/>
-        </w:numPr>
-        <w:bidi w:val="0"/>
-        <w:jc w:val="start"/>
-        <w:rPr>
-          <w:b w:val="false"/>
-          <w:bCs w:val="false"/>
-          <w:i w:val="false"/>
-          <w:iCs w:val="false"/>
-          <w:highlight w:val="none"/>
-          <w:shd w:fill="auto" w:val="clear"/>
-          <w:lang w:val="hu-HU" w:eastAsia="zh-CN" w:bidi="hi-IN"/>
-        </w:rPr>
-      </w:pPr>
-      <w:r>
-        <w:rPr>
-          <w:b w:val="false"/>
-          <w:bCs w:val="false"/>
-          <w:i w:val="false"/>
-          <w:iCs w:val="false"/>
-          <w:shd w:fill="auto" w:val="clear"/>
-          <w:lang w:val="hu-HU" w:eastAsia="zh-CN" w:bidi="hi-IN"/>
-        </w:rPr>
-        <w:t>Örkény: egypercesek</w:t>
-      </w:r>
-    </w:p>
-    <w:p>
-      <w:pPr>
-        <w:pStyle w:val="Normal"/>
-        <w:numPr>
-          <w:ilvl w:val="0"/>
-          <w:numId w:val="2"/>
-        </w:numPr>
-        <w:bidi w:val="0"/>
-        <w:jc w:val="start"/>
-        <w:rPr>
-          <w:b w:val="false"/>
-          <w:bCs w:val="false"/>
-          <w:i w:val="false"/>
-          <w:iCs w:val="false"/>
-          <w:highlight w:val="none"/>
-          <w:shd w:fill="auto" w:val="clear"/>
-          <w:lang w:val="hu-HU" w:eastAsia="zh-CN" w:bidi="hi-IN"/>
-        </w:rPr>
-      </w:pPr>
-      <w:r>
-        <w:rPr>
-          <w:b w:val="false"/>
-          <w:bCs w:val="false"/>
-          <w:i w:val="false"/>
-          <w:iCs w:val="false"/>
-          <w:shd w:fill="auto" w:val="clear"/>
-          <w:lang w:val="hu-HU" w:eastAsia="zh-CN" w:bidi="hi-IN"/>
-        </w:rPr>
-        <w:t>Szakács I. Péter: Apokrifok</w:t>
-      </w:r>
-    </w:p>
-    <w:p>
-      <w:pPr>
-        <w:pStyle w:val="Normal"/>
-        <w:numPr>
-          <w:ilvl w:val="0"/>
-          <w:numId w:val="2"/>
-        </w:numPr>
-        <w:bidi w:val="0"/>
-        <w:jc w:val="start"/>
-        <w:rPr>
-          <w:b w:val="false"/>
-          <w:bCs w:val="false"/>
-          <w:i w:val="false"/>
-          <w:iCs w:val="false"/>
-          <w:highlight w:val="none"/>
-          <w:shd w:fill="auto" w:val="clear"/>
-          <w:lang w:val="hu-HU" w:eastAsia="zh-CN" w:bidi="hi-IN"/>
-        </w:rPr>
-      </w:pPr>
-      <w:r>
-        <w:rPr>
-          <w:b w:val="false"/>
-          <w:bCs w:val="false"/>
-          <w:i w:val="false"/>
-          <w:iCs w:val="false"/>
-          <w:shd w:fill="auto" w:val="clear"/>
-          <w:lang w:val="hu-HU" w:eastAsia="zh-CN" w:bidi="hi-IN"/>
-        </w:rPr>
-        <w:t>A gyermeki nézőpont megjelenése Dragomán György A fehér király c. Regényében</w:t>
-      </w:r>
-    </w:p>
-    <w:p>
-      <w:pPr>
-        <w:pStyle w:val="Normal"/>
-        <w:numPr>
-          <w:ilvl w:val="0"/>
-          <w:numId w:val="2"/>
-        </w:numPr>
-        <w:bidi w:val="0"/>
-        <w:jc w:val="start"/>
-        <w:rPr>
-          <w:b w:val="false"/>
-          <w:bCs w:val="false"/>
-          <w:i w:val="false"/>
-          <w:iCs w:val="false"/>
-          <w:highlight w:val="none"/>
-          <w:shd w:fill="auto" w:val="clear"/>
-          <w:lang w:val="hu-HU" w:eastAsia="zh-CN" w:bidi="hi-IN"/>
-        </w:rPr>
-      </w:pPr>
-      <w:r>
-        <w:rPr>
-          <w:b w:val="false"/>
-          <w:bCs w:val="false"/>
-          <w:i w:val="false"/>
-          <w:iCs w:val="false"/>
-          <w:shd w:fill="auto" w:val="clear"/>
-          <w:lang w:val="hu-HU" w:eastAsia="zh-CN" w:bidi="hi-IN"/>
-        </w:rPr>
-        <w:t xml:space="preserve">Európai kultúrának alapköve, a Biblia </w:t>
+        <w:t>a keresztény iradalom alapműve, Ó és Újszövetség, Nóé bárkája, tereméstörténet, Jézus – csogatétek, keresztefeszítés</w:t>
+      </w:r>
+    </w:p>
+    <w:p>
+      <w:pPr>
+        <w:pStyle w:val="Normal"/>
+        <w:numPr>
+          <w:ilvl w:val="0"/>
+          <w:numId w:val="2"/>
+        </w:numPr>
+        <w:bidi w:val="0"/>
+        <w:jc w:val="start"/>
+        <w:rPr>
+          <w:b w:val="false"/>
+          <w:bCs w:val="false"/>
+          <w:i w:val="false"/>
+          <w:iCs w:val="false"/>
+          <w:highlight w:val="none"/>
+          <w:shd w:fill="auto" w:val="clear"/>
+          <w:lang w:val="hu-HU" w:eastAsia="zh-CN" w:bidi="hi-IN"/>
+        </w:rPr>
+      </w:pPr>
+      <w:r>
+        <w:rPr>
+          <w:b w:val="false"/>
+          <w:bCs w:val="false"/>
+          <w:i w:val="false"/>
+          <w:iCs w:val="false"/>
+          <w:shd w:fill="auto" w:val="clear"/>
+          <w:lang w:val="hu-HU" w:eastAsia="zh-CN" w:bidi="hi-IN"/>
+        </w:rPr>
+        <w:t>A kisember alakja az orosz realizmus világában (Gogol, Csehov, Tosztoj)</w:t>
+      </w:r>
+    </w:p>
+    <w:p>
+      <w:pPr>
+        <w:pStyle w:val="Normal"/>
+        <w:numPr>
+          <w:ilvl w:val="0"/>
+          <w:numId w:val="2"/>
+        </w:numPr>
+        <w:bidi w:val="0"/>
+        <w:jc w:val="start"/>
+        <w:rPr>
+          <w:b w:val="false"/>
+          <w:bCs w:val="false"/>
+          <w:i w:val="false"/>
+          <w:iCs w:val="false"/>
+          <w:highlight w:val="none"/>
+          <w:shd w:fill="auto" w:val="clear"/>
+          <w:lang w:val="hu-HU" w:eastAsia="zh-CN" w:bidi="hi-IN"/>
+        </w:rPr>
+      </w:pPr>
+      <w:r>
+        <w:rPr>
+          <w:b w:val="false"/>
+          <w:bCs w:val="false"/>
+          <w:i w:val="false"/>
+          <w:iCs w:val="false"/>
+          <w:shd w:fill="auto" w:val="clear"/>
+          <w:lang w:val="hu-HU" w:eastAsia="zh-CN" w:bidi="hi-IN"/>
+        </w:rPr>
+        <w:t xml:space="preserve">Az angol reneszánysz színhász – Shakespeare: Romeo és Júlia </w:t>
       </w:r>
       <w:r>
         <w:rPr>
@@ -814,7 +876,38 @@
           <w:shd w:fill="FFFF00" w:val="clear"/>
           <w:lang w:val="hu-HU" w:eastAsia="zh-CN" w:bidi="hi-IN"/>
         </w:rPr>
-        <w:t xml:space="preserve">a keresztény iradalom alapműve, Ó és Újszövetség, Nóé bárkája, tereméstörténet, </w:t>
+        <w:t>két szembenálló család gyermekaiek szerelme, kettős öngyilkosság, korabeli erkölcsök miatt nem llehettek egymásé</w:t>
+      </w:r>
+    </w:p>
+    <w:p>
+      <w:pPr>
+        <w:pStyle w:val="Normal"/>
+        <w:numPr>
+          <w:ilvl w:val="0"/>
+          <w:numId w:val="2"/>
+        </w:numPr>
+        <w:bidi w:val="0"/>
+        <w:jc w:val="start"/>
+        <w:rPr>
+          <w:b w:val="false"/>
+          <w:bCs w:val="false"/>
+          <w:i w:val="false"/>
+          <w:iCs w:val="false"/>
+          <w:highlight w:val="none"/>
+          <w:shd w:fill="auto" w:val="clear"/>
+          <w:lang w:val="hu-HU" w:eastAsia="zh-CN" w:bidi="hi-IN"/>
+        </w:rPr>
+      </w:pPr>
+      <w:r>
+        <w:rPr>
+          <w:b w:val="false"/>
+          <w:bCs w:val="false"/>
+          <w:i w:val="false"/>
+          <w:iCs w:val="false"/>
+          <w:shd w:fill="auto" w:val="clear"/>
+          <w:lang w:val="hu-HU" w:eastAsia="zh-CN" w:bidi="hi-IN"/>
+        </w:rPr>
+        <w:t xml:space="preserve">Madách Imre Az ember tragédiájy című művének szerkezeti, tartalmi ls műfajo jellegzetességei </w:t>
       </w:r>
       <w:r>
         <w:rPr>
@@ -825,121 +918,6 @@
           <w:shd w:fill="FFFF00" w:val="clear"/>
           <w:lang w:val="hu-HU" w:eastAsia="zh-CN" w:bidi="hi-IN"/>
         </w:rPr>
-        <w:t>Jézus – csogatétek, keresztefeszítés</w:t>
-      </w:r>
-    </w:p>
-    <w:p>
-      <w:pPr>
-        <w:pStyle w:val="Normal"/>
-        <w:numPr>
-          <w:ilvl w:val="0"/>
-          <w:numId w:val="2"/>
-        </w:numPr>
-        <w:bidi w:val="0"/>
-        <w:jc w:val="start"/>
-        <w:rPr>
-          <w:b w:val="false"/>
-          <w:bCs w:val="false"/>
-          <w:i w:val="false"/>
-          <w:iCs w:val="false"/>
-          <w:highlight w:val="none"/>
-          <w:shd w:fill="auto" w:val="clear"/>
-          <w:lang w:val="hu-HU" w:eastAsia="zh-CN" w:bidi="hi-IN"/>
-        </w:rPr>
-      </w:pPr>
-      <w:r>
-        <w:rPr>
-          <w:b w:val="false"/>
-          <w:bCs w:val="false"/>
-          <w:i w:val="false"/>
-          <w:iCs w:val="false"/>
-          <w:shd w:fill="auto" w:val="clear"/>
-          <w:lang w:val="hu-HU" w:eastAsia="zh-CN" w:bidi="hi-IN"/>
-        </w:rPr>
-        <w:t>A kisember alakja az orosz realizmus világában (Gogol, Csehov, Tosztoj)</w:t>
-      </w:r>
-    </w:p>
-    <w:p>
-      <w:pPr>
-        <w:pStyle w:val="Normal"/>
-        <w:numPr>
-          <w:ilvl w:val="0"/>
-          <w:numId w:val="2"/>
-        </w:numPr>
-        <w:bidi w:val="0"/>
-        <w:jc w:val="start"/>
-        <w:rPr>
-          <w:b w:val="false"/>
-          <w:bCs w:val="false"/>
-          <w:i w:val="false"/>
-          <w:iCs w:val="false"/>
-          <w:highlight w:val="none"/>
-          <w:shd w:fill="auto" w:val="clear"/>
-          <w:lang w:val="hu-HU" w:eastAsia="zh-CN" w:bidi="hi-IN"/>
-        </w:rPr>
-      </w:pPr>
-      <w:r>
-        <w:rPr>
-          <w:b w:val="false"/>
-          <w:bCs w:val="false"/>
-          <w:i w:val="false"/>
-          <w:iCs w:val="false"/>
-          <w:shd w:fill="auto" w:val="clear"/>
-          <w:lang w:val="hu-HU" w:eastAsia="zh-CN" w:bidi="hi-IN"/>
-        </w:rPr>
-        <w:t xml:space="preserve">Az angol reneszánysz színhász – Shakespeare: Romeo és Júlia </w:t>
-      </w:r>
-      <w:r>
-        <w:rPr>
-          <w:b w:val="false"/>
-          <w:bCs w:val="false"/>
-          <w:i w:val="false"/>
-          <w:iCs w:val="false"/>
-          <w:shd w:fill="FFFF00" w:val="clear"/>
-          <w:lang w:val="hu-HU" w:eastAsia="zh-CN" w:bidi="hi-IN"/>
-        </w:rPr>
-        <w:t>két szembenálló család gyermekaiek szerelme, kettős öngyilkosság, korabeli erkölcsök miatt nem llehettek egymásé</w:t>
-      </w:r>
-    </w:p>
-    <w:p>
-      <w:pPr>
-        <w:pStyle w:val="Normal"/>
-        <w:numPr>
-          <w:ilvl w:val="0"/>
-          <w:numId w:val="2"/>
-        </w:numPr>
-        <w:bidi w:val="0"/>
-        <w:jc w:val="start"/>
-        <w:rPr>
-          <w:b w:val="false"/>
-          <w:bCs w:val="false"/>
-          <w:i w:val="false"/>
-          <w:iCs w:val="false"/>
-          <w:highlight w:val="none"/>
-          <w:shd w:fill="auto" w:val="clear"/>
-          <w:lang w:val="hu-HU" w:eastAsia="zh-CN" w:bidi="hi-IN"/>
-        </w:rPr>
-      </w:pPr>
-      <w:r>
-        <w:rPr>
-          <w:b w:val="false"/>
-          <w:bCs w:val="false"/>
-          <w:i w:val="false"/>
-          <w:iCs w:val="false"/>
-          <w:shd w:fill="auto" w:val="clear"/>
-          <w:lang w:val="hu-HU" w:eastAsia="zh-CN" w:bidi="hi-IN"/>
-        </w:rPr>
-        <w:t xml:space="preserve">Madách Imre Az ember tragédiájy című művének szerkezeti, tartalmi ls műfajo jellegzetességei </w:t>
-      </w:r>
-      <w:r>
-        <w:rPr>
-          <w:b w:val="false"/>
-          <w:bCs w:val="false"/>
-          <w:i w:val="false"/>
-          <w:iCs w:val="false"/>
-          <w:shd w:fill="FFFF00" w:val="clear"/>
-          <w:lang w:val="hu-HU" w:eastAsia="zh-CN" w:bidi="hi-IN"/>
-        </w:rPr>
         <w:t>Ádám, Éva, Lucifer, történelmi utazés, fejlődik-e az emberiség</w:t>
       </w:r>
     </w:p>
@@ -971,7 +949,317 @@
           <w:shd w:fill="auto" w:val="clear"/>
           <w:lang w:val="hu-HU" w:eastAsia="zh-CN" w:bidi="hi-IN"/>
         </w:rPr>
-        <w:t>A disztópia mint jellemző irodalmi és filmművészeti műfaj a XXI. században</w:t>
+        <w:t>A disztópia mint jellemző irodalmi és filmművészeti műfaj a XXI. Században</w:t>
+      </w:r>
+    </w:p>
+    <w:p>
+      <w:pPr>
+        <w:pStyle w:val="Normal"/>
+        <w:bidi w:val="0"/>
+        <w:jc w:val="start"/>
+        <w:rPr>
+          <w:b w:val="false"/>
+          <w:bCs w:val="false"/>
+          <w:i w:val="false"/>
+          <w:iCs w:val="false"/>
+          <w:highlight w:val="none"/>
+          <w:shd w:fill="auto" w:val="clear"/>
+          <w:lang w:val="hu-HU" w:eastAsia="zh-CN" w:bidi="hi-IN"/>
+        </w:rPr>
+      </w:pPr>
+      <w:r>
+        <w:rPr>
+          <w:b w:val="false"/>
+          <w:bCs w:val="false"/>
+          <w:i w:val="false"/>
+          <w:iCs w:val="false"/>
+          <w:shd w:fill="auto" w:val="clear"/>
+          <w:lang w:val="hu-HU" w:eastAsia="zh-CN" w:bidi="hi-IN"/>
+        </w:rPr>
+      </w:r>
+    </w:p>
+    <w:p>
+      <w:pPr>
+        <w:pStyle w:val="Normal"/>
+        <w:bidi w:val="0"/>
+        <w:jc w:val="start"/>
+        <w:rPr>
+          <w:b/>
+          <w:bCs/>
+          <w:i w:val="false"/>
+          <w:iCs w:val="false"/>
+          <w:highlight w:val="none"/>
+          <w:shd w:fill="auto" w:val="clear"/>
+          <w:lang w:val="hu-HU" w:eastAsia="zh-CN" w:bidi="hi-IN"/>
+        </w:rPr>
+      </w:pPr>
+      <w:r>
+        <w:rPr>
+          <w:b/>
+          <w:bCs/>
+          <w:i w:val="false"/>
+          <w:iCs w:val="false"/>
+          <w:shd w:fill="auto" w:val="clear"/>
+          <w:lang w:val="hu-HU" w:eastAsia="zh-CN" w:bidi="hi-IN"/>
+        </w:rPr>
+        <w:t>Tételek:</w:t>
+      </w:r>
+    </w:p>
+    <w:p>
+      <w:pPr>
+        <w:pStyle w:val="Normal"/>
+        <w:bidi w:val="0"/>
+        <w:jc w:val="start"/>
+        <w:rPr>
+          <w:b/>
+          <w:bCs/>
+          <w:i w:val="false"/>
+          <w:iCs w:val="false"/>
+          <w:highlight w:val="none"/>
+          <w:shd w:fill="auto" w:val="clear"/>
+          <w:lang w:val="hu-HU" w:eastAsia="zh-CN" w:bidi="hi-IN"/>
+        </w:rPr>
+      </w:pPr>
+      <w:r>
+        <w:rPr>
+          <w:b/>
+          <w:bCs/>
+          <w:i w:val="false"/>
+          <w:iCs w:val="false"/>
+          <w:shd w:fill="auto" w:val="clear"/>
+          <w:lang w:val="hu-HU" w:eastAsia="zh-CN" w:bidi="hi-IN"/>
+        </w:rPr>
+        <w:t>2.</w:t>
+      </w:r>
+    </w:p>
+    <w:p>
+      <w:pPr>
+        <w:pStyle w:val="Normal"/>
+        <w:bidi w:val="0"/>
+        <w:jc w:val="start"/>
+        <w:rPr>
+          <w:b/>
+          <w:bCs/>
+          <w:i w:val="false"/>
+          <w:iCs w:val="false"/>
+          <w:highlight w:val="none"/>
+          <w:shd w:fill="auto" w:val="clear"/>
+          <w:lang w:val="hu-HU" w:eastAsia="zh-CN" w:bidi="hi-IN"/>
+        </w:rPr>
+      </w:pPr>
+      <w:r>
+        <w:rPr>
+          <w:b/>
+          <w:bCs/>
+          <w:i w:val="false"/>
+          <w:iCs w:val="false"/>
+          <w:shd w:fill="auto" w:val="clear"/>
+          <w:lang w:val="hu-HU" w:eastAsia="zh-CN" w:bidi="hi-IN"/>
+        </w:rPr>
+        <w:t>Tétel: Aray János balladaköltészete</w:t>
+      </w:r>
+    </w:p>
+    <w:p>
+      <w:pPr>
+        <w:pStyle w:val="Normal"/>
+        <w:bidi w:val="0"/>
+        <w:jc w:val="start"/>
+        <w:rPr>
+          <w:b w:val="false"/>
+          <w:bCs w:val="false"/>
+          <w:i w:val="false"/>
+          <w:iCs w:val="false"/>
+          <w:highlight w:val="none"/>
+          <w:shd w:fill="auto" w:val="clear"/>
+          <w:lang w:val="hu-HU" w:eastAsia="zh-CN" w:bidi="hi-IN"/>
+        </w:rPr>
+      </w:pPr>
+      <w:r>
+        <w:rPr>
+          <w:b/>
+          <w:bCs/>
+          <w:i w:val="false"/>
+          <w:iCs w:val="false"/>
+          <w:u w:val="single"/>
+          <w:shd w:fill="auto" w:val="clear"/>
+          <w:lang w:val="hu-HU" w:eastAsia="zh-CN" w:bidi="hi-IN"/>
+        </w:rPr>
+        <w:t>Stílus:</w:t>
+      </w:r>
+      <w:r>
+        <w:rPr>
+          <w:b w:val="false"/>
+          <w:bCs w:val="false"/>
+          <w:i w:val="false"/>
+          <w:iCs w:val="false"/>
+          <w:u w:val="none"/>
+          <w:shd w:fill="auto" w:val="clear"/>
+          <w:lang w:val="hu-HU" w:eastAsia="zh-CN" w:bidi="hi-IN"/>
+        </w:rPr>
+        <w:t xml:space="preserve"> </w:t>
+      </w:r>
+      <w:r>
+        <w:rPr>
+          <w:b w:val="false"/>
+          <w:bCs w:val="false"/>
+          <w:i w:val="false"/>
+          <w:iCs w:val="false"/>
+          <w:u w:val="none"/>
+          <w:shd w:fill="auto" w:val="clear"/>
+          <w:lang w:val="hu-HU" w:eastAsia="zh-CN" w:bidi="hi-IN"/>
+        </w:rPr>
+        <w:t>romantika</w:t>
+      </w:r>
+    </w:p>
+    <w:p>
+      <w:pPr>
+        <w:pStyle w:val="Normal"/>
+        <w:bidi w:val="0"/>
+        <w:jc w:val="start"/>
+        <w:rPr>
+          <w:b w:val="false"/>
+          <w:bCs w:val="false"/>
+          <w:i w:val="false"/>
+          <w:iCs w:val="false"/>
+          <w:highlight w:val="none"/>
+          <w:u w:val="none"/>
+          <w:shd w:fill="auto" w:val="clear"/>
+          <w:lang w:val="hu-HU" w:eastAsia="zh-CN" w:bidi="hi-IN"/>
+        </w:rPr>
+      </w:pPr>
+      <w:r>
+        <w:rPr>
+          <w:b/>
+          <w:bCs/>
+          <w:i w:val="false"/>
+          <w:iCs w:val="false"/>
+          <w:u w:val="single"/>
+          <w:shd w:fill="auto" w:val="clear"/>
+          <w:lang w:val="hu-HU" w:eastAsia="zh-CN" w:bidi="hi-IN"/>
+        </w:rPr>
+        <w:t>Világa:</w:t>
+      </w:r>
+      <w:r>
+        <w:rPr>
+          <w:b w:val="false"/>
+          <w:bCs w:val="false"/>
+          <w:i w:val="false"/>
+          <w:iCs w:val="false"/>
+          <w:u w:val="none"/>
+          <w:shd w:fill="auto" w:val="clear"/>
+          <w:lang w:val="hu-HU" w:eastAsia="zh-CN" w:bidi="hi-IN"/>
+        </w:rPr>
+        <w:t xml:space="preserve"> szélsőséges</w:t>
+      </w:r>
+    </w:p>
+    <w:p>
+      <w:pPr>
+        <w:pStyle w:val="Normal"/>
+        <w:bidi w:val="0"/>
+        <w:jc w:val="start"/>
+        <w:rPr>
+          <w:b w:val="false"/>
+          <w:bCs w:val="false"/>
+          <w:i w:val="false"/>
+          <w:iCs w:val="false"/>
+          <w:highlight w:val="none"/>
+          <w:u w:val="none"/>
+          <w:shd w:fill="auto" w:val="clear"/>
+          <w:lang w:val="hu-HU" w:eastAsia="zh-CN" w:bidi="hi-IN"/>
+        </w:rPr>
+      </w:pPr>
+      <w:r>
+        <w:rPr>
+          <w:b/>
+          <w:bCs/>
+          <w:i w:val="false"/>
+          <w:iCs w:val="false"/>
+          <w:u w:val="single"/>
+          <w:shd w:fill="auto" w:val="clear"/>
+          <w:lang w:val="hu-HU" w:eastAsia="zh-CN" w:bidi="hi-IN"/>
+        </w:rPr>
+        <w:t>Kor:</w:t>
+      </w:r>
+      <w:r>
+        <w:rPr>
+          <w:b w:val="false"/>
+          <w:bCs w:val="false"/>
+          <w:i w:val="false"/>
+          <w:iCs w:val="false"/>
+          <w:u w:val="none"/>
+          <w:shd w:fill="auto" w:val="clear"/>
+          <w:lang w:val="hu-HU" w:eastAsia="zh-CN" w:bidi="hi-IN"/>
+        </w:rPr>
+        <w:t xml:space="preserve"> 19.század második fele</w:t>
+      </w:r>
+    </w:p>
+    <w:p>
+      <w:pPr>
+        <w:pStyle w:val="Normal"/>
+        <w:bidi w:val="0"/>
+        <w:jc w:val="start"/>
+        <w:rPr>
+          <w:b w:val="false"/>
+          <w:bCs w:val="false"/>
+          <w:i w:val="false"/>
+          <w:iCs w:val="false"/>
+          <w:highlight w:val="none"/>
+          <w:u w:val="none"/>
+          <w:shd w:fill="auto" w:val="clear"/>
+          <w:lang w:val="hu-HU" w:eastAsia="zh-CN" w:bidi="hi-IN"/>
+        </w:rPr>
+      </w:pPr>
+      <w:r>
+        <w:rPr>
+          <w:b/>
+          <w:bCs/>
+          <w:i w:val="false"/>
+          <w:iCs w:val="false"/>
+          <w:u w:val="single"/>
+          <w:shd w:fill="auto" w:val="clear"/>
+          <w:lang w:val="hu-HU" w:eastAsia="zh-CN" w:bidi="hi-IN"/>
+        </w:rPr>
+        <w:t>Életrajz:</w:t>
+      </w:r>
+      <w:r>
+        <w:rPr>
+          <w:b w:val="false"/>
+          <w:bCs w:val="false"/>
+          <w:i w:val="false"/>
+          <w:iCs w:val="false"/>
+          <w:u w:val="none"/>
+          <w:shd w:fill="auto" w:val="clear"/>
+          <w:lang w:val="hu-HU" w:eastAsia="zh-CN" w:bidi="hi-IN"/>
+        </w:rPr>
+        <w:t xml:space="preserve"> Toldi – siker, befelé forduló alkat</w:t>
+      </w:r>
+    </w:p>
+    <w:p>
+      <w:pPr>
+        <w:pStyle w:val="Normal"/>
+        <w:bidi w:val="0"/>
+        <w:jc w:val="start"/>
+        <w:rPr>
+          <w:b w:val="false"/>
+          <w:bCs w:val="false"/>
+          <w:i w:val="false"/>
+          <w:iCs w:val="false"/>
+          <w:highlight w:val="none"/>
+          <w:u w:val="none"/>
+          <w:shd w:fill="auto" w:val="clear"/>
+          <w:lang w:val="hu-HU" w:eastAsia="zh-CN" w:bidi="hi-IN"/>
+        </w:rPr>
+      </w:pPr>
+      <w:r>
+        <w:rPr>
+          <w:b w:val="false"/>
+          <w:bCs w:val="false"/>
+          <w:i w:val="false"/>
+          <w:iCs w:val="false"/>
+          <w:u w:val="none"/>
+          <w:shd w:fill="auto" w:val="clear"/>
+          <w:lang w:val="hu-HU" w:eastAsia="zh-CN" w:bidi="hi-IN"/>
+        </w:rPr>
       </w:r>
     </w:p>
     <w:sectPr>
@@ -1413,8 +1701,8 @@
       <w:lang w:val="en-US" w:eastAsia="zh-CN" w:bidi="hi-IN"/>
     </w:rPr>
   </w:style>
-  <w:style w:type="character" w:styleId="Bulletsuser">
-    <w:name w:val="Bullets (user)"/>
+  <w:style w:type="character" w:styleId="Bullets">
+    <w:name w:val="Bullets"/>
     <w:qFormat/>
     <w:rPr>
       <w:rFonts w:ascii="OpenSymbol" w:hAnsi="OpenSymbol" w:eastAsia="OpenSymbol" w:cs="OpenSymbol"/>

--- a/irodalom12.docx
+++ b/irodalom12.docx
@@ -46,7 +46,7 @@
         <w:pStyle w:val="Normal"/>
         <w:numPr>
           <w:ilvl w:val="0"/>
-          <w:numId w:val="1"/>
+          <w:numId w:val="2"/>
         </w:numPr>
         <w:bidi w:val="0"/>
         <w:jc w:val="start"/>
@@ -70,7 +70,7 @@
         <w:pStyle w:val="Normal"/>
         <w:numPr>
           <w:ilvl w:val="0"/>
-          <w:numId w:val="1"/>
+          <w:numId w:val="2"/>
         </w:numPr>
         <w:bidi w:val="0"/>
         <w:jc w:val="start"/>
@@ -94,7 +94,7 @@
         <w:pStyle w:val="Normal"/>
         <w:numPr>
           <w:ilvl w:val="0"/>
-          <w:numId w:val="1"/>
+          <w:numId w:val="2"/>
         </w:numPr>
         <w:bidi w:val="0"/>
         <w:jc w:val="start"/>
@@ -118,7 +118,7 @@
         <w:pStyle w:val="Normal"/>
         <w:numPr>
           <w:ilvl w:val="0"/>
-          <w:numId w:val="1"/>
+          <w:numId w:val="2"/>
         </w:numPr>
         <w:bidi w:val="0"/>
         <w:jc w:val="start"/>
@@ -239,7 +239,7 @@
         <w:pStyle w:val="Normal"/>
         <w:numPr>
           <w:ilvl w:val="0"/>
-          <w:numId w:val="2"/>
+          <w:numId w:val="3"/>
         </w:numPr>
         <w:bidi w:val="0"/>
         <w:jc w:val="start"/>
@@ -268,7 +268,7 @@
         <w:pStyle w:val="Normal"/>
         <w:numPr>
           <w:ilvl w:val="0"/>
-          <w:numId w:val="2"/>
+          <w:numId w:val="3"/>
         </w:numPr>
         <w:bidi w:val="0"/>
         <w:jc w:val="start"/>
@@ -297,7 +297,7 @@
         <w:pStyle w:val="Normal"/>
         <w:numPr>
           <w:ilvl w:val="0"/>
-          <w:numId w:val="2"/>
+          <w:numId w:val="3"/>
         </w:numPr>
         <w:bidi w:val="0"/>
         <w:jc w:val="start"/>
@@ -317,7 +317,7 @@
         <w:pStyle w:val="Normal"/>
         <w:numPr>
           <w:ilvl w:val="0"/>
-          <w:numId w:val="2"/>
+          <w:numId w:val="3"/>
         </w:numPr>
         <w:bidi w:val="0"/>
         <w:jc w:val="start"/>
@@ -357,7 +357,7 @@
         <w:pStyle w:val="Normal"/>
         <w:numPr>
           <w:ilvl w:val="0"/>
-          <w:numId w:val="2"/>
+          <w:numId w:val="3"/>
         </w:numPr>
         <w:bidi w:val="0"/>
         <w:jc w:val="start"/>
@@ -410,7 +410,7 @@
         <w:pStyle w:val="Normal"/>
         <w:numPr>
           <w:ilvl w:val="0"/>
-          <w:numId w:val="2"/>
+          <w:numId w:val="3"/>
         </w:numPr>
         <w:bidi w:val="0"/>
         <w:jc w:val="start"/>
@@ -438,7 +438,7 @@
         <w:pStyle w:val="Normal"/>
         <w:numPr>
           <w:ilvl w:val="0"/>
-          <w:numId w:val="2"/>
+          <w:numId w:val="3"/>
         </w:numPr>
         <w:bidi w:val="0"/>
         <w:jc w:val="start"/>
@@ -477,7 +477,7 @@
         <w:pStyle w:val="Normal"/>
         <w:numPr>
           <w:ilvl w:val="0"/>
-          <w:numId w:val="2"/>
+          <w:numId w:val="3"/>
         </w:numPr>
         <w:bidi w:val="0"/>
         <w:jc w:val="start"/>
@@ -519,7 +519,7 @@
         <w:pStyle w:val="Normal"/>
         <w:numPr>
           <w:ilvl w:val="0"/>
-          <w:numId w:val="2"/>
+          <w:numId w:val="3"/>
         </w:numPr>
         <w:bidi w:val="0"/>
         <w:jc w:val="start"/>
@@ -561,7 +561,7 @@
         <w:pStyle w:val="Normal"/>
         <w:numPr>
           <w:ilvl w:val="0"/>
-          <w:numId w:val="2"/>
+          <w:numId w:val="3"/>
         </w:numPr>
         <w:bidi w:val="0"/>
         <w:jc w:val="start"/>
@@ -603,7 +603,7 @@
         <w:pStyle w:val="Normal"/>
         <w:numPr>
           <w:ilvl w:val="0"/>
-          <w:numId w:val="2"/>
+          <w:numId w:val="3"/>
         </w:numPr>
         <w:bidi w:val="0"/>
         <w:jc w:val="start"/>
@@ -645,7 +645,7 @@
         <w:pStyle w:val="Normal"/>
         <w:numPr>
           <w:ilvl w:val="0"/>
-          <w:numId w:val="2"/>
+          <w:numId w:val="3"/>
         </w:numPr>
         <w:bidi w:val="0"/>
         <w:jc w:val="start"/>
@@ -676,7 +676,7 @@
         <w:pStyle w:val="Normal"/>
         <w:numPr>
           <w:ilvl w:val="0"/>
-          <w:numId w:val="2"/>
+          <w:numId w:val="3"/>
         </w:numPr>
         <w:bidi w:val="0"/>
         <w:jc w:val="start"/>
@@ -707,7 +707,7 @@
         <w:pStyle w:val="Normal"/>
         <w:numPr>
           <w:ilvl w:val="0"/>
-          <w:numId w:val="2"/>
+          <w:numId w:val="3"/>
         </w:numPr>
         <w:bidi w:val="0"/>
         <w:jc w:val="start"/>
@@ -738,7 +738,7 @@
         <w:pStyle w:val="Normal"/>
         <w:numPr>
           <w:ilvl w:val="0"/>
-          <w:numId w:val="2"/>
+          <w:numId w:val="3"/>
         </w:numPr>
         <w:bidi w:val="0"/>
         <w:jc w:val="start"/>
@@ -769,7 +769,7 @@
         <w:pStyle w:val="Normal"/>
         <w:numPr>
           <w:ilvl w:val="0"/>
-          <w:numId w:val="2"/>
+          <w:numId w:val="3"/>
         </w:numPr>
         <w:bidi w:val="0"/>
         <w:jc w:val="start"/>
@@ -811,7 +811,7 @@
         <w:pStyle w:val="Normal"/>
         <w:numPr>
           <w:ilvl w:val="0"/>
-          <w:numId w:val="2"/>
+          <w:numId w:val="3"/>
         </w:numPr>
         <w:bidi w:val="0"/>
         <w:jc w:val="start"/>
@@ -842,7 +842,7 @@
         <w:pStyle w:val="Normal"/>
         <w:numPr>
           <w:ilvl w:val="0"/>
-          <w:numId w:val="2"/>
+          <w:numId w:val="3"/>
         </w:numPr>
         <w:bidi w:val="0"/>
         <w:jc w:val="start"/>
@@ -884,7 +884,7 @@
         <w:pStyle w:val="Normal"/>
         <w:numPr>
           <w:ilvl w:val="0"/>
-          <w:numId w:val="2"/>
+          <w:numId w:val="3"/>
         </w:numPr>
         <w:bidi w:val="0"/>
         <w:jc w:val="start"/>
@@ -926,7 +926,7 @@
         <w:pStyle w:val="Normal"/>
         <w:numPr>
           <w:ilvl w:val="0"/>
-          <w:numId w:val="2"/>
+          <w:numId w:val="3"/>
         </w:numPr>
         <w:bidi w:val="0"/>
         <w:jc w:val="start"/>
@@ -1096,19 +1096,7 @@
           <w:shd w:fill="auto" w:val="clear"/>
           <w:lang w:val="hu-HU" w:eastAsia="zh-CN" w:bidi="hi-IN"/>
         </w:rPr>
-        <w:t xml:space="preserve"> </w:t>
-      </w:r>
-      <w:r>
-        <w:rPr>
-          <w:b w:val="false"/>
-          <w:bCs w:val="false"/>
-          <w:i w:val="false"/>
-          <w:iCs w:val="false"/>
-          <w:u w:val="none"/>
-          <w:shd w:fill="auto" w:val="clear"/>
-          <w:lang w:val="hu-HU" w:eastAsia="zh-CN" w:bidi="hi-IN"/>
-        </w:rPr>
-        <w:t>romantika</w:t>
+        <w:t xml:space="preserve"> romantika</w:t>
       </w:r>
     </w:p>
     <w:p>
@@ -1234,6 +1222,872 @@
         <w:t xml:space="preserve"> Toldi – siker, befelé forduló alkat</w:t>
       </w:r>
     </w:p>
+    <w:p>
+      <w:pPr>
+        <w:pStyle w:val="Normal"/>
+        <w:bidi w:val="0"/>
+        <w:jc w:val="start"/>
+        <w:rPr>
+          <w:b w:val="false"/>
+          <w:bCs w:val="false"/>
+          <w:i w:val="false"/>
+          <w:iCs w:val="false"/>
+          <w:highlight w:val="none"/>
+          <w:u w:val="none"/>
+          <w:shd w:fill="auto" w:val="clear"/>
+          <w:lang w:val="hu-HU" w:eastAsia="zh-CN" w:bidi="hi-IN"/>
+        </w:rPr>
+      </w:pPr>
+      <w:r>
+        <w:rPr>
+          <w:b w:val="false"/>
+          <w:bCs w:val="false"/>
+          <w:i w:val="false"/>
+          <w:iCs w:val="false"/>
+          <w:u w:val="none"/>
+          <w:shd w:fill="auto" w:val="clear"/>
+          <w:lang w:val="hu-HU" w:eastAsia="zh-CN" w:bidi="hi-IN"/>
+        </w:rPr>
+      </w:r>
+    </w:p>
+    <w:p>
+      <w:pPr>
+        <w:pStyle w:val="Normal"/>
+        <w:bidi w:val="0"/>
+        <w:jc w:val="start"/>
+        <w:rPr>
+          <w:b w:val="false"/>
+          <w:bCs w:val="false"/>
+          <w:i w:val="false"/>
+          <w:iCs w:val="false"/>
+          <w:highlight w:val="none"/>
+          <w:u w:val="none"/>
+          <w:shd w:fill="auto" w:val="clear"/>
+          <w:lang w:val="hu-HU" w:eastAsia="zh-CN" w:bidi="hi-IN"/>
+        </w:rPr>
+      </w:pPr>
+      <w:r>
+        <w:rPr>
+          <w:b w:val="false"/>
+          <w:bCs w:val="false"/>
+          <w:i w:val="false"/>
+          <w:iCs w:val="false"/>
+          <w:u w:val="none"/>
+          <w:shd w:fill="auto" w:val="clear"/>
+          <w:lang w:val="hu-HU" w:eastAsia="zh-CN" w:bidi="hi-IN"/>
+        </w:rPr>
+      </w:r>
+    </w:p>
+    <w:p>
+      <w:pPr>
+        <w:pStyle w:val="Normal"/>
+        <w:bidi w:val="0"/>
+        <w:jc w:val="start"/>
+        <w:rPr>
+          <w:b w:val="false"/>
+          <w:bCs w:val="false"/>
+          <w:i w:val="false"/>
+          <w:iCs w:val="false"/>
+          <w:highlight w:val="none"/>
+          <w:u w:val="none"/>
+          <w:shd w:fill="auto" w:val="clear"/>
+          <w:lang w:val="hu-HU" w:eastAsia="zh-CN" w:bidi="hi-IN"/>
+        </w:rPr>
+      </w:pPr>
+      <w:r>
+        <w:rPr>
+          <w:b w:val="false"/>
+          <w:bCs w:val="false"/>
+          <w:i w:val="false"/>
+          <w:iCs w:val="false"/>
+          <w:u w:val="none"/>
+          <w:shd w:fill="auto" w:val="clear"/>
+          <w:lang w:val="hu-HU" w:eastAsia="zh-CN" w:bidi="hi-IN"/>
+        </w:rPr>
+      </w:r>
+    </w:p>
+    <w:p>
+      <w:pPr>
+        <w:pStyle w:val="Normal"/>
+        <w:bidi w:val="0"/>
+        <w:jc w:val="start"/>
+        <w:rPr>
+          <w:b w:val="false"/>
+          <w:bCs w:val="false"/>
+          <w:i w:val="false"/>
+          <w:iCs w:val="false"/>
+          <w:highlight w:val="none"/>
+          <w:u w:val="none"/>
+          <w:shd w:fill="auto" w:val="clear"/>
+          <w:lang w:val="hu-HU" w:eastAsia="zh-CN" w:bidi="hi-IN"/>
+        </w:rPr>
+      </w:pPr>
+      <w:r>
+        <w:rPr>
+          <w:b w:val="false"/>
+          <w:bCs w:val="false"/>
+          <w:i w:val="false"/>
+          <w:iCs w:val="false"/>
+          <w:u w:val="none"/>
+          <w:shd w:fill="auto" w:val="clear"/>
+          <w:lang w:val="hu-HU" w:eastAsia="zh-CN" w:bidi="hi-IN"/>
+        </w:rPr>
+      </w:r>
+    </w:p>
+    <w:p>
+      <w:pPr>
+        <w:pStyle w:val="Normal"/>
+        <w:bidi w:val="0"/>
+        <w:jc w:val="start"/>
+        <w:rPr>
+          <w:b w:val="false"/>
+          <w:bCs w:val="false"/>
+          <w:i w:val="false"/>
+          <w:iCs w:val="false"/>
+          <w:highlight w:val="none"/>
+          <w:u w:val="none"/>
+          <w:shd w:fill="auto" w:val="clear"/>
+          <w:lang w:val="hu-HU" w:eastAsia="zh-CN" w:bidi="hi-IN"/>
+        </w:rPr>
+      </w:pPr>
+      <w:r>
+        <w:rPr>
+          <w:b w:val="false"/>
+          <w:bCs w:val="false"/>
+          <w:i w:val="false"/>
+          <w:iCs w:val="false"/>
+          <w:u w:val="none"/>
+          <w:shd w:fill="auto" w:val="clear"/>
+          <w:lang w:val="hu-HU" w:eastAsia="zh-CN" w:bidi="hi-IN"/>
+        </w:rPr>
+        <w:t>balladák: (epikai, drámai, lírai)</w:t>
+      </w:r>
+    </w:p>
+    <w:p>
+      <w:pPr>
+        <w:pStyle w:val="Normal"/>
+        <w:numPr>
+          <w:ilvl w:val="0"/>
+          <w:numId w:val="4"/>
+        </w:numPr>
+        <w:bidi w:val="0"/>
+        <w:jc w:val="start"/>
+        <w:rPr>
+          <w:b w:val="false"/>
+          <w:bCs w:val="false"/>
+          <w:i w:val="false"/>
+          <w:iCs w:val="false"/>
+          <w:highlight w:val="none"/>
+          <w:u w:val="none"/>
+          <w:shd w:fill="auto" w:val="clear"/>
+          <w:lang w:val="hu-HU" w:eastAsia="zh-CN" w:bidi="hi-IN"/>
+        </w:rPr>
+      </w:pPr>
+      <w:r>
+        <w:rPr>
+          <w:b w:val="false"/>
+          <w:bCs w:val="false"/>
+          <w:i w:val="false"/>
+          <w:iCs w:val="false"/>
+          <w:u w:val="none"/>
+          <w:shd w:fill="auto" w:val="clear"/>
+          <w:lang w:val="hu-HU" w:eastAsia="zh-CN" w:bidi="hi-IN"/>
+        </w:rPr>
+        <w:t>motívumok, témák</w:t>
+      </w:r>
+    </w:p>
+    <w:p>
+      <w:pPr>
+        <w:pStyle w:val="Normal"/>
+        <w:numPr>
+          <w:ilvl w:val="0"/>
+          <w:numId w:val="4"/>
+        </w:numPr>
+        <w:bidi w:val="0"/>
+        <w:jc w:val="start"/>
+        <w:rPr>
+          <w:b w:val="false"/>
+          <w:bCs w:val="false"/>
+          <w:i w:val="false"/>
+          <w:iCs w:val="false"/>
+          <w:highlight w:val="none"/>
+          <w:u w:val="none"/>
+          <w:shd w:fill="auto" w:val="clear"/>
+          <w:lang w:val="hu-HU" w:eastAsia="zh-CN" w:bidi="hi-IN"/>
+        </w:rPr>
+      </w:pPr>
+      <w:r>
+        <w:rPr>
+          <w:b w:val="false"/>
+          <w:bCs w:val="false"/>
+          <w:i w:val="false"/>
+          <w:iCs w:val="false"/>
+          <w:u w:val="none"/>
+          <w:shd w:fill="auto" w:val="clear"/>
+          <w:lang w:val="hu-HU" w:eastAsia="zh-CN" w:bidi="hi-IN"/>
+        </w:rPr>
+        <w:t>műfaj bemutatása</w:t>
+      </w:r>
+    </w:p>
+    <w:p>
+      <w:pPr>
+        <w:pStyle w:val="Normal"/>
+        <w:numPr>
+          <w:ilvl w:val="1"/>
+          <w:numId w:val="4"/>
+        </w:numPr>
+        <w:bidi w:val="0"/>
+        <w:jc w:val="start"/>
+        <w:rPr>
+          <w:b w:val="false"/>
+          <w:bCs w:val="false"/>
+          <w:i w:val="false"/>
+          <w:iCs w:val="false"/>
+          <w:highlight w:val="none"/>
+          <w:u w:val="none"/>
+          <w:shd w:fill="auto" w:val="clear"/>
+          <w:lang w:val="hu-HU" w:eastAsia="zh-CN" w:bidi="hi-IN"/>
+        </w:rPr>
+      </w:pPr>
+      <w:r>
+        <w:rPr>
+          <w:b w:val="false"/>
+          <w:bCs w:val="false"/>
+          <w:i w:val="false"/>
+          <w:iCs w:val="false"/>
+          <w:u w:val="none"/>
+          <w:shd w:fill="auto" w:val="clear"/>
+          <w:lang w:val="hu-HU" w:eastAsia="zh-CN" w:bidi="hi-IN"/>
+        </w:rPr>
+        <w:t>epikus – története van, lírai – költői aszközök, drámai – párbeszédek, tragikusság</w:t>
+      </w:r>
+    </w:p>
+    <w:p>
+      <w:pPr>
+        <w:pStyle w:val="Normal"/>
+        <w:numPr>
+          <w:ilvl w:val="0"/>
+          <w:numId w:val="4"/>
+        </w:numPr>
+        <w:bidi w:val="0"/>
+        <w:jc w:val="start"/>
+        <w:rPr>
+          <w:b w:val="false"/>
+          <w:bCs w:val="false"/>
+          <w:i w:val="false"/>
+          <w:iCs w:val="false"/>
+          <w:highlight w:val="none"/>
+          <w:u w:val="none"/>
+          <w:shd w:fill="auto" w:val="clear"/>
+          <w:lang w:val="hu-HU" w:eastAsia="zh-CN" w:bidi="hi-IN"/>
+        </w:rPr>
+      </w:pPr>
+      <w:r>
+        <w:rPr>
+          <w:b w:val="false"/>
+          <w:bCs w:val="false"/>
+          <w:i w:val="false"/>
+          <w:iCs w:val="false"/>
+          <w:u w:val="none"/>
+          <w:shd w:fill="auto" w:val="clear"/>
+          <w:lang w:val="hu-HU" w:eastAsia="zh-CN" w:bidi="hi-IN"/>
+        </w:rPr>
+        <w:t>történelmi</w:t>
+      </w:r>
+    </w:p>
+    <w:p>
+      <w:pPr>
+        <w:pStyle w:val="Normal"/>
+        <w:numPr>
+          <w:ilvl w:val="1"/>
+          <w:numId w:val="4"/>
+        </w:numPr>
+        <w:bidi w:val="0"/>
+        <w:jc w:val="start"/>
+        <w:rPr>
+          <w:b w:val="false"/>
+          <w:bCs w:val="false"/>
+          <w:i w:val="false"/>
+          <w:iCs w:val="false"/>
+          <w:highlight w:val="none"/>
+          <w:u w:val="none"/>
+          <w:shd w:fill="auto" w:val="clear"/>
+          <w:lang w:val="hu-HU" w:eastAsia="zh-CN" w:bidi="hi-IN"/>
+        </w:rPr>
+      </w:pPr>
+      <w:r>
+        <w:rPr>
+          <w:b w:val="false"/>
+          <w:bCs w:val="false"/>
+          <w:i w:val="false"/>
+          <w:iCs w:val="false"/>
+          <w:u w:val="none"/>
+          <w:shd w:fill="auto" w:val="clear"/>
+          <w:lang w:val="hu-HU" w:eastAsia="zh-CN" w:bidi="hi-IN"/>
+        </w:rPr>
+        <w:t>pl. A walesi bárdok</w:t>
+      </w:r>
+    </w:p>
+    <w:p>
+      <w:pPr>
+        <w:pStyle w:val="Normal"/>
+        <w:numPr>
+          <w:ilvl w:val="0"/>
+          <w:numId w:val="4"/>
+        </w:numPr>
+        <w:bidi w:val="0"/>
+        <w:jc w:val="start"/>
+        <w:rPr>
+          <w:b w:val="false"/>
+          <w:bCs w:val="false"/>
+          <w:i w:val="false"/>
+          <w:iCs w:val="false"/>
+          <w:highlight w:val="none"/>
+          <w:u w:val="none"/>
+          <w:shd w:fill="auto" w:val="clear"/>
+          <w:lang w:val="hu-HU" w:eastAsia="zh-CN" w:bidi="hi-IN"/>
+        </w:rPr>
+      </w:pPr>
+      <w:r>
+        <w:rPr>
+          <w:b w:val="false"/>
+          <w:bCs w:val="false"/>
+          <w:i w:val="false"/>
+          <w:iCs w:val="false"/>
+          <w:u w:val="none"/>
+          <w:shd w:fill="auto" w:val="clear"/>
+          <w:lang w:val="hu-HU" w:eastAsia="zh-CN" w:bidi="hi-IN"/>
+        </w:rPr>
+        <w:t>lélektani</w:t>
+      </w:r>
+    </w:p>
+    <w:p>
+      <w:pPr>
+        <w:pStyle w:val="Normal"/>
+        <w:numPr>
+          <w:ilvl w:val="1"/>
+          <w:numId w:val="4"/>
+        </w:numPr>
+        <w:bidi w:val="0"/>
+        <w:jc w:val="start"/>
+        <w:rPr>
+          <w:b w:val="false"/>
+          <w:bCs w:val="false"/>
+          <w:i w:val="false"/>
+          <w:iCs w:val="false"/>
+          <w:highlight w:val="none"/>
+          <w:u w:val="none"/>
+          <w:shd w:fill="auto" w:val="clear"/>
+          <w:lang w:val="hu-HU" w:eastAsia="zh-CN" w:bidi="hi-IN"/>
+        </w:rPr>
+      </w:pPr>
+      <w:r>
+        <w:rPr>
+          <w:b w:val="false"/>
+          <w:bCs w:val="false"/>
+          <w:i w:val="false"/>
+          <w:iCs w:val="false"/>
+          <w:u w:val="none"/>
+          <w:shd w:fill="auto" w:val="clear"/>
+          <w:lang w:val="hu-HU" w:eastAsia="zh-CN" w:bidi="hi-IN"/>
+        </w:rPr>
+        <w:t>pl. Ágnes asszony</w:t>
+      </w:r>
+    </w:p>
+    <w:p>
+      <w:pPr>
+        <w:pStyle w:val="Normal"/>
+        <w:bidi w:val="0"/>
+        <w:jc w:val="start"/>
+        <w:rPr>
+          <w:b w:val="false"/>
+          <w:bCs w:val="false"/>
+          <w:i w:val="false"/>
+          <w:iCs w:val="false"/>
+          <w:highlight w:val="none"/>
+          <w:u w:val="none"/>
+          <w:shd w:fill="auto" w:val="clear"/>
+          <w:lang w:val="hu-HU" w:eastAsia="zh-CN" w:bidi="hi-IN"/>
+        </w:rPr>
+      </w:pPr>
+      <w:r>
+        <w:rPr>
+          <w:b w:val="false"/>
+          <w:bCs w:val="false"/>
+          <w:i w:val="false"/>
+          <w:iCs w:val="false"/>
+          <w:u w:val="none"/>
+          <w:shd w:fill="auto" w:val="clear"/>
+          <w:lang w:val="hu-HU" w:eastAsia="zh-CN" w:bidi="hi-IN"/>
+        </w:rPr>
+      </w:r>
+    </w:p>
+    <w:tbl>
+      <w:tblPr>
+        <w:tblW w:w="5000" w:type="pct"/>
+        <w:jc w:val="start"/>
+        <w:tblInd w:w="-5" w:type="dxa"/>
+        <w:tblLayout w:type="fixed"/>
+        <w:tblCellMar>
+          <w:top w:w="55" w:type="dxa"/>
+          <w:start w:w="55" w:type="dxa"/>
+          <w:bottom w:w="55" w:type="dxa"/>
+          <w:end w:w="55" w:type="dxa"/>
+        </w:tblCellMar>
+      </w:tblPr>
+      <w:tblGrid>
+        <w:gridCol w:w="3212"/>
+        <w:gridCol w:w="3213"/>
+        <w:gridCol w:w="3213"/>
+      </w:tblGrid>
+      <w:tr>
+        <w:trPr/>
+        <w:tc>
+          <w:tcPr>
+            <w:tcW w:w="3212" w:type="dxa"/>
+            <w:tcBorders>
+              <w:top w:val="single" w:sz="4" w:space="0" w:color="000000"/>
+              <w:start w:val="single" w:sz="4" w:space="0" w:color="000000"/>
+              <w:bottom w:val="single" w:sz="4" w:space="0" w:color="000000"/>
+            </w:tcBorders>
+          </w:tcPr>
+          <w:p>
+            <w:pPr>
+              <w:pStyle w:val="TableContents"/>
+              <w:rPr>
+                <w:lang w:val="hu-HU" w:eastAsia="zh-CN" w:bidi="hi-IN"/>
+              </w:rPr>
+            </w:pPr>
+            <w:r>
+              <w:rPr>
+                <w:lang w:val="hu-HU" w:eastAsia="zh-CN" w:bidi="hi-IN"/>
+              </w:rPr>
+              <w:t>Szempontok</w:t>
+            </w:r>
+          </w:p>
+        </w:tc>
+        <w:tc>
+          <w:tcPr>
+            <w:tcW w:w="3213" w:type="dxa"/>
+            <w:tcBorders>
+              <w:top w:val="single" w:sz="4" w:space="0" w:color="000000"/>
+              <w:start w:val="single" w:sz="4" w:space="0" w:color="000000"/>
+              <w:bottom w:val="single" w:sz="4" w:space="0" w:color="000000"/>
+            </w:tcBorders>
+          </w:tcPr>
+          <w:p>
+            <w:pPr>
+              <w:pStyle w:val="TableContents"/>
+              <w:rPr>
+                <w:lang w:val="hu-HU" w:eastAsia="zh-CN" w:bidi="hi-IN"/>
+              </w:rPr>
+            </w:pPr>
+            <w:r>
+              <w:rPr>
+                <w:lang w:val="hu-HU" w:eastAsia="zh-CN" w:bidi="hi-IN"/>
+              </w:rPr>
+              <w:t>A walesi bárdok</w:t>
+            </w:r>
+          </w:p>
+        </w:tc>
+        <w:tc>
+          <w:tcPr>
+            <w:tcW w:w="3213" w:type="dxa"/>
+            <w:tcBorders>
+              <w:top w:val="single" w:sz="4" w:space="0" w:color="000000"/>
+              <w:start w:val="single" w:sz="4" w:space="0" w:color="000000"/>
+              <w:bottom w:val="single" w:sz="4" w:space="0" w:color="000000"/>
+              <w:end w:val="single" w:sz="4" w:space="0" w:color="000000"/>
+            </w:tcBorders>
+          </w:tcPr>
+          <w:p>
+            <w:pPr>
+              <w:pStyle w:val="TableContents"/>
+              <w:rPr>
+                <w:lang w:val="hu-HU" w:eastAsia="zh-CN" w:bidi="hi-IN"/>
+              </w:rPr>
+            </w:pPr>
+            <w:r>
+              <w:rPr>
+                <w:lang w:val="hu-HU" w:eastAsia="zh-CN" w:bidi="hi-IN"/>
+              </w:rPr>
+              <w:t>Ágnes asszony</w:t>
+            </w:r>
+          </w:p>
+        </w:tc>
+      </w:tr>
+      <w:tr>
+        <w:trPr/>
+        <w:tc>
+          <w:tcPr>
+            <w:tcW w:w="3212" w:type="dxa"/>
+            <w:tcBorders>
+              <w:start w:val="single" w:sz="4" w:space="0" w:color="000000"/>
+              <w:bottom w:val="single" w:sz="4" w:space="0" w:color="000000"/>
+            </w:tcBorders>
+          </w:tcPr>
+          <w:p>
+            <w:pPr>
+              <w:pStyle w:val="TableContents"/>
+              <w:rPr>
+                <w:lang w:val="hu-HU" w:eastAsia="zh-CN" w:bidi="hi-IN"/>
+              </w:rPr>
+            </w:pPr>
+            <w:r>
+              <w:rPr>
+                <w:lang w:val="hu-HU" w:eastAsia="zh-CN" w:bidi="hi-IN"/>
+              </w:rPr>
+              <w:t>Epikusság – története</w:t>
+            </w:r>
+          </w:p>
+        </w:tc>
+        <w:tc>
+          <w:tcPr>
+            <w:tcW w:w="3213" w:type="dxa"/>
+            <w:tcBorders>
+              <w:start w:val="single" w:sz="4" w:space="0" w:color="000000"/>
+              <w:bottom w:val="single" w:sz="4" w:space="0" w:color="000000"/>
+            </w:tcBorders>
+          </w:tcPr>
+          <w:p>
+            <w:pPr>
+              <w:pStyle w:val="TableContents"/>
+              <w:rPr>
+                <w:lang w:val="hu-HU" w:eastAsia="zh-CN" w:bidi="hi-IN"/>
+              </w:rPr>
+            </w:pPr>
+            <w:r>
+              <w:rPr>
+                <w:lang w:val="hu-HU" w:eastAsia="zh-CN" w:bidi="hi-IN"/>
+              </w:rPr>
+              <w:t>Történemi ballada, Edward király a dicsőítésre végyik a bárdoktól de azok nem adják meg</w:t>
+            </w:r>
+          </w:p>
+        </w:tc>
+        <w:tc>
+          <w:tcPr>
+            <w:tcW w:w="3213" w:type="dxa"/>
+            <w:tcBorders>
+              <w:start w:val="single" w:sz="4" w:space="0" w:color="000000"/>
+              <w:bottom w:val="single" w:sz="4" w:space="0" w:color="000000"/>
+              <w:end w:val="single" w:sz="4" w:space="0" w:color="000000"/>
+            </w:tcBorders>
+          </w:tcPr>
+          <w:p>
+            <w:pPr>
+              <w:pStyle w:val="TableContents"/>
+              <w:rPr>
+                <w:lang w:val="hu-HU" w:eastAsia="zh-CN" w:bidi="hi-IN"/>
+              </w:rPr>
+            </w:pPr>
+            <w:r>
+              <w:rPr>
+                <w:lang w:val="hu-HU" w:eastAsia="zh-CN" w:bidi="hi-IN"/>
+              </w:rPr>
+              <w:t>Történelmi hátterű ballada. Ágnes asszony a gyilkosságot próbálja elrejteni bűntudatánam megőrül</w:t>
+            </w:r>
+          </w:p>
+        </w:tc>
+      </w:tr>
+      <w:tr>
+        <w:trPr/>
+        <w:tc>
+          <w:tcPr>
+            <w:tcW w:w="3212" w:type="dxa"/>
+            <w:tcBorders>
+              <w:start w:val="single" w:sz="4" w:space="0" w:color="000000"/>
+              <w:bottom w:val="single" w:sz="4" w:space="0" w:color="000000"/>
+            </w:tcBorders>
+          </w:tcPr>
+          <w:p>
+            <w:pPr>
+              <w:pStyle w:val="TableContents"/>
+              <w:rPr>
+                <w:lang w:val="hu-HU" w:eastAsia="zh-CN" w:bidi="hi-IN"/>
+              </w:rPr>
+            </w:pPr>
+            <w:r>
+              <w:rPr>
+                <w:lang w:val="hu-HU" w:eastAsia="zh-CN" w:bidi="hi-IN"/>
+              </w:rPr>
+              <w:t>Líraiság – költői eszközök, érzelmek megjelenése</w:t>
+            </w:r>
+          </w:p>
+        </w:tc>
+        <w:tc>
+          <w:tcPr>
+            <w:tcW w:w="3213" w:type="dxa"/>
+            <w:tcBorders>
+              <w:start w:val="single" w:sz="4" w:space="0" w:color="000000"/>
+              <w:bottom w:val="single" w:sz="4" w:space="0" w:color="000000"/>
+            </w:tcBorders>
+          </w:tcPr>
+          <w:p>
+            <w:pPr>
+              <w:pStyle w:val="TableContents"/>
+              <w:rPr>
+                <w:lang w:val="hu-HU" w:eastAsia="zh-CN" w:bidi="hi-IN"/>
+              </w:rPr>
+            </w:pPr>
+            <w:r>
+              <w:rPr>
+                <w:b w:val="false"/>
+                <w:bCs w:val="false"/>
+                <w:lang w:val="hu-HU" w:eastAsia="zh-CN" w:bidi="hi-IN"/>
+              </w:rPr>
+              <w:t xml:space="preserve">Erős érzelmek: hazaszeretet, szabadságvágy, fájdalom, felháborodás. Gyakoriak az </w:t>
+            </w:r>
+            <w:r>
+              <w:rPr>
+                <w:rStyle w:val="Strong"/>
+                <w:b w:val="false"/>
+                <w:bCs w:val="false"/>
+                <w:lang w:val="hu-HU" w:eastAsia="zh-CN" w:bidi="hi-IN"/>
+              </w:rPr>
+              <w:t>ismétlések, ellentétek, fokozások, képek és refrének</w:t>
+            </w:r>
+            <w:r>
+              <w:rPr>
+                <w:b w:val="false"/>
+                <w:bCs w:val="false"/>
+                <w:lang w:val="hu-HU" w:eastAsia="zh-CN" w:bidi="hi-IN"/>
+              </w:rPr>
+              <w:t>.</w:t>
+            </w:r>
+          </w:p>
+        </w:tc>
+        <w:tc>
+          <w:tcPr>
+            <w:tcW w:w="3213" w:type="dxa"/>
+            <w:tcBorders>
+              <w:start w:val="single" w:sz="4" w:space="0" w:color="000000"/>
+              <w:bottom w:val="single" w:sz="4" w:space="0" w:color="000000"/>
+              <w:end w:val="single" w:sz="4" w:space="0" w:color="000000"/>
+            </w:tcBorders>
+          </w:tcPr>
+          <w:p>
+            <w:pPr>
+              <w:pStyle w:val="TableContents"/>
+              <w:rPr>
+                <w:lang w:val="hu-HU" w:eastAsia="zh-CN" w:bidi="hi-IN"/>
+              </w:rPr>
+            </w:pPr>
+            <w:r>
+              <w:rPr>
+                <w:b w:val="false"/>
+                <w:bCs w:val="false"/>
+                <w:lang w:val="hu-HU" w:eastAsia="zh-CN" w:bidi="hi-IN"/>
+              </w:rPr>
+              <w:t xml:space="preserve">A bűntudat és a lelki szenvedés áll a középpontban. Sok az </w:t>
+            </w:r>
+            <w:r>
+              <w:rPr>
+                <w:rStyle w:val="Strong"/>
+                <w:b w:val="false"/>
+                <w:bCs w:val="false"/>
+                <w:lang w:val="hu-HU" w:eastAsia="zh-CN" w:bidi="hi-IN"/>
+              </w:rPr>
+              <w:t>ismétlés, szimbólum és látványos kép</w:t>
+            </w:r>
+            <w:r>
+              <w:rPr>
+                <w:b w:val="false"/>
+                <w:bCs w:val="false"/>
+                <w:lang w:val="hu-HU" w:eastAsia="zh-CN" w:bidi="hi-IN"/>
+              </w:rPr>
+              <w:t>; a „</w:t>
+            </w:r>
+            <w:r>
+              <w:rPr>
+                <w:rStyle w:val="Strong"/>
+                <w:b w:val="false"/>
+                <w:bCs w:val="false"/>
+                <w:lang w:val="hu-HU" w:eastAsia="zh-CN" w:bidi="hi-IN"/>
+              </w:rPr>
+              <w:t>lepedő</w:t>
+            </w:r>
+            <w:r>
+              <w:rPr>
+                <w:b w:val="false"/>
+                <w:bCs w:val="false"/>
+                <w:lang w:val="hu-HU" w:eastAsia="zh-CN" w:bidi="hi-IN"/>
+              </w:rPr>
+              <w:t>” visszatérő motívuma a bűntudatot jelképezi.</w:t>
+            </w:r>
+          </w:p>
+        </w:tc>
+      </w:tr>
+      <w:tr>
+        <w:trPr/>
+        <w:tc>
+          <w:tcPr>
+            <w:tcW w:w="3212" w:type="dxa"/>
+            <w:tcBorders>
+              <w:start w:val="single" w:sz="4" w:space="0" w:color="000000"/>
+              <w:bottom w:val="single" w:sz="4" w:space="0" w:color="000000"/>
+            </w:tcBorders>
+          </w:tcPr>
+          <w:p>
+            <w:pPr>
+              <w:pStyle w:val="TableContents"/>
+              <w:rPr>
+                <w:lang w:val="hu-HU" w:eastAsia="zh-CN" w:bidi="hi-IN"/>
+              </w:rPr>
+            </w:pPr>
+            <w:r>
+              <w:rPr>
+                <w:lang w:val="hu-HU" w:eastAsia="zh-CN" w:bidi="hi-IN"/>
+              </w:rPr>
+              <w:t>Dámaiság – párbeszédek, tragikus vég</w:t>
+            </w:r>
+          </w:p>
+        </w:tc>
+        <w:tc>
+          <w:tcPr>
+            <w:tcW w:w="3213" w:type="dxa"/>
+            <w:tcBorders>
+              <w:start w:val="single" w:sz="4" w:space="0" w:color="000000"/>
+              <w:bottom w:val="single" w:sz="4" w:space="0" w:color="000000"/>
+            </w:tcBorders>
+          </w:tcPr>
+          <w:p>
+            <w:pPr>
+              <w:pStyle w:val="TableContents"/>
+              <w:rPr>
+                <w:lang w:val="hu-HU" w:eastAsia="zh-CN" w:bidi="hi-IN"/>
+              </w:rPr>
+            </w:pPr>
+            <w:r>
+              <w:rPr>
+                <w:lang w:val="hu-HU" w:eastAsia="zh-CN" w:bidi="hi-IN"/>
+              </w:rPr>
+              <w:t>Drámai jelenetekből épül fel: Edward és a bárdok konfliktusa, bárdok válaszai, a bárdok sorsa, Edward király megőrűlése</w:t>
+            </w:r>
+          </w:p>
+        </w:tc>
+        <w:tc>
+          <w:tcPr>
+            <w:tcW w:w="3213" w:type="dxa"/>
+            <w:tcBorders>
+              <w:start w:val="single" w:sz="4" w:space="0" w:color="000000"/>
+              <w:bottom w:val="single" w:sz="4" w:space="0" w:color="000000"/>
+              <w:end w:val="single" w:sz="4" w:space="0" w:color="000000"/>
+            </w:tcBorders>
+          </w:tcPr>
+          <w:p>
+            <w:pPr>
+              <w:pStyle w:val="TableContents"/>
+              <w:rPr>
+                <w:lang w:val="hu-HU" w:eastAsia="zh-CN" w:bidi="hi-IN"/>
+              </w:rPr>
+            </w:pPr>
+            <w:r>
+              <w:rPr>
+                <w:lang w:val="hu-HU" w:eastAsia="zh-CN" w:bidi="hi-IN"/>
+              </w:rPr>
+              <w:t>Több párbeszédből áll össze: lelki összeomlása</w:t>
+            </w:r>
+          </w:p>
+        </w:tc>
+      </w:tr>
+      <w:tr>
+        <w:trPr/>
+        <w:tc>
+          <w:tcPr>
+            <w:tcW w:w="3212" w:type="dxa"/>
+            <w:tcBorders>
+              <w:start w:val="single" w:sz="4" w:space="0" w:color="000000"/>
+              <w:bottom w:val="single" w:sz="4" w:space="0" w:color="000000"/>
+            </w:tcBorders>
+          </w:tcPr>
+          <w:p>
+            <w:pPr>
+              <w:pStyle w:val="TableContents"/>
+              <w:rPr>
+                <w:lang w:val="hu-HU" w:eastAsia="zh-CN" w:bidi="hi-IN"/>
+              </w:rPr>
+            </w:pPr>
+            <w:r>
+              <w:rPr>
+                <w:lang w:val="hu-HU" w:eastAsia="zh-CN" w:bidi="hi-IN"/>
+              </w:rPr>
+              <w:t>Visszatérő motívumok: őrület, bűnhődése</w:t>
+            </w:r>
+          </w:p>
+        </w:tc>
+        <w:tc>
+          <w:tcPr>
+            <w:tcW w:w="3213" w:type="dxa"/>
+            <w:tcBorders>
+              <w:start w:val="single" w:sz="4" w:space="0" w:color="000000"/>
+              <w:bottom w:val="single" w:sz="4" w:space="0" w:color="000000"/>
+            </w:tcBorders>
+          </w:tcPr>
+          <w:p>
+            <w:pPr>
+              <w:pStyle w:val="TableContents"/>
+              <w:rPr>
+                <w:b/>
+                <w:bCs/>
+                <w:lang w:val="hu-HU" w:eastAsia="zh-CN" w:bidi="hi-IN"/>
+              </w:rPr>
+            </w:pPr>
+            <w:r>
+              <w:rPr>
+                <w:b/>
+                <w:bCs/>
+                <w:lang w:val="hu-HU" w:eastAsia="zh-CN" w:bidi="hi-IN"/>
+              </w:rPr>
+              <w:t>Őrület</w:t>
+            </w:r>
+            <w:r>
+              <w:rPr>
+                <w:b w:val="false"/>
+                <w:bCs w:val="false"/>
+                <w:lang w:val="hu-HU" w:eastAsia="zh-CN" w:bidi="hi-IN"/>
+              </w:rPr>
+              <w:t xml:space="preserve"> megőrül Edwárd király a bűntettei miatt bűn és bűnhődés</w:t>
+            </w:r>
+          </w:p>
+        </w:tc>
+        <w:tc>
+          <w:tcPr>
+            <w:tcW w:w="3213" w:type="dxa"/>
+            <w:tcBorders>
+              <w:start w:val="single" w:sz="4" w:space="0" w:color="000000"/>
+              <w:bottom w:val="single" w:sz="4" w:space="0" w:color="000000"/>
+              <w:end w:val="single" w:sz="4" w:space="0" w:color="000000"/>
+            </w:tcBorders>
+          </w:tcPr>
+          <w:p>
+            <w:pPr>
+              <w:pStyle w:val="TableContents"/>
+              <w:rPr>
+                <w:b/>
+                <w:bCs/>
+                <w:lang w:val="hu-HU" w:eastAsia="zh-CN" w:bidi="hi-IN"/>
+              </w:rPr>
+            </w:pPr>
+            <w:r>
+              <w:rPr>
+                <w:b/>
+                <w:bCs/>
+                <w:lang w:val="hu-HU" w:eastAsia="zh-CN" w:bidi="hi-IN"/>
+              </w:rPr>
+              <w:t>Őrület</w:t>
+            </w:r>
+            <w:r>
+              <w:rPr>
+                <w:b w:val="false"/>
+                <w:bCs w:val="false"/>
+                <w:lang w:val="hu-HU" w:eastAsia="zh-CN" w:bidi="hi-IN"/>
+              </w:rPr>
+              <w:t xml:space="preserve"> a gyilkosság miatt megőrül és páróbálja komosni a”vért” a ruhából</w:t>
+            </w:r>
+          </w:p>
+        </w:tc>
+      </w:tr>
+    </w:tbl>
     <w:p>
       <w:pPr>
         <w:pStyle w:val="Normal"/>
@@ -1280,6 +2134,126 @@
   <w:abstractNum w:abstractNumId="1">
     <w:lvl w:ilvl="0">
       <w:start w:val="1"/>
+      <w:numFmt w:val="none"/>
+      <w:suff w:val="nothing"/>
+      <w:lvlText w:val=""/>
+      <w:lvlJc w:val="start"/>
+      <w:pPr>
+        <w:tabs>
+          <w:tab w:val="num" w:pos="0"/>
+        </w:tabs>
+        <w:ind w:start="0" w:hanging="0"/>
+      </w:pPr>
+    </w:lvl>
+    <w:lvl w:ilvl="1">
+      <w:start w:val="1"/>
+      <w:numFmt w:val="none"/>
+      <w:pStyle w:val="Heading2"/>
+      <w:suff w:val="nothing"/>
+      <w:lvlText w:val=""/>
+      <w:lvlJc w:val="start"/>
+      <w:pPr>
+        <w:tabs>
+          <w:tab w:val="num" w:pos="0"/>
+        </w:tabs>
+        <w:ind w:start="0" w:hanging="0"/>
+      </w:pPr>
+    </w:lvl>
+    <w:lvl w:ilvl="2">
+      <w:start w:val="1"/>
+      <w:numFmt w:val="none"/>
+      <w:suff w:val="nothing"/>
+      <w:lvlText w:val=""/>
+      <w:lvlJc w:val="start"/>
+      <w:pPr>
+        <w:tabs>
+          <w:tab w:val="num" w:pos="0"/>
+        </w:tabs>
+        <w:ind w:start="0" w:hanging="0"/>
+      </w:pPr>
+    </w:lvl>
+    <w:lvl w:ilvl="3">
+      <w:start w:val="1"/>
+      <w:numFmt w:val="none"/>
+      <w:suff w:val="nothing"/>
+      <w:lvlText w:val=""/>
+      <w:lvlJc w:val="start"/>
+      <w:pPr>
+        <w:tabs>
+          <w:tab w:val="num" w:pos="0"/>
+        </w:tabs>
+        <w:ind w:start="0" w:hanging="0"/>
+      </w:pPr>
+    </w:lvl>
+    <w:lvl w:ilvl="4">
+      <w:start w:val="1"/>
+      <w:numFmt w:val="none"/>
+      <w:suff w:val="nothing"/>
+      <w:lvlText w:val=""/>
+      <w:lvlJc w:val="start"/>
+      <w:pPr>
+        <w:tabs>
+          <w:tab w:val="num" w:pos="0"/>
+        </w:tabs>
+        <w:ind w:start="0" w:hanging="0"/>
+      </w:pPr>
+    </w:lvl>
+    <w:lvl w:ilvl="5">
+      <w:start w:val="1"/>
+      <w:numFmt w:val="none"/>
+      <w:suff w:val="nothing"/>
+      <w:lvlText w:val=""/>
+      <w:lvlJc w:val="start"/>
+      <w:pPr>
+        <w:tabs>
+          <w:tab w:val="num" w:pos="0"/>
+        </w:tabs>
+        <w:ind w:start="0" w:hanging="0"/>
+      </w:pPr>
+    </w:lvl>
+    <w:lvl w:ilvl="6">
+      <w:start w:val="1"/>
+      <w:numFmt w:val="none"/>
+      <w:suff w:val="nothing"/>
+      <w:lvlText w:val=""/>
+      <w:lvlJc w:val="start"/>
+      <w:pPr>
+        <w:tabs>
+          <w:tab w:val="num" w:pos="0"/>
+        </w:tabs>
+        <w:ind w:start="0" w:hanging="0"/>
+      </w:pPr>
+    </w:lvl>
+    <w:lvl w:ilvl="7">
+      <w:start w:val="1"/>
+      <w:numFmt w:val="none"/>
+      <w:suff w:val="nothing"/>
+      <w:lvlText w:val=""/>
+      <w:lvlJc w:val="start"/>
+      <w:pPr>
+        <w:tabs>
+          <w:tab w:val="num" w:pos="0"/>
+        </w:tabs>
+        <w:ind w:start="0" w:hanging="0"/>
+      </w:pPr>
+    </w:lvl>
+    <w:lvl w:ilvl="8">
+      <w:start w:val="1"/>
+      <w:numFmt w:val="none"/>
+      <w:suff w:val="nothing"/>
+      <w:lvlText w:val=""/>
+      <w:lvlJc w:val="start"/>
+      <w:pPr>
+        <w:tabs>
+          <w:tab w:val="num" w:pos="0"/>
+        </w:tabs>
+        <w:ind w:start="0" w:hanging="0"/>
+      </w:pPr>
+    </w:lvl>
+  </w:abstractNum>
+  <w:abstractNum w:abstractNumId="2">
+    <w:lvl w:ilvl="0">
+      <w:start w:val="1"/>
       <w:numFmt w:val="bullet"/>
       <w:lvlText w:val=""/>
       <w:lvlJc w:val="start"/>
@@ -1414,7 +2388,7 @@
       </w:rPr>
     </w:lvl>
   </w:abstractNum>
-  <w:abstractNum w:abstractNumId="2">
+  <w:abstractNum w:abstractNumId="3">
     <w:lvl w:ilvl="0">
       <w:start w:val="1"/>
       <w:numFmt w:val="decimal"/>
@@ -1533,123 +2507,141 @@
       <w:rPr/>
     </w:lvl>
   </w:abstractNum>
-  <w:abstractNum w:abstractNumId="3">
+  <w:abstractNum w:abstractNumId="4">
     <w:lvl w:ilvl="0">
       <w:start w:val="1"/>
-      <w:numFmt w:val="none"/>
-      <w:suff w:val="nothing"/>
-      <w:lvlText w:val=""/>
-      <w:lvlJc w:val="start"/>
-      <w:pPr>
-        <w:tabs>
-          <w:tab w:val="num" w:pos="0"/>
-        </w:tabs>
-        <w:ind w:start="0" w:hanging="0"/>
-      </w:pPr>
+      <w:numFmt w:val="bullet"/>
+      <w:lvlText w:val=""/>
+      <w:lvlJc w:val="start"/>
+      <w:pPr>
+        <w:tabs>
+          <w:tab w:val="num" w:pos="720"/>
+        </w:tabs>
+        <w:ind w:start="720" w:hanging="360"/>
+      </w:pPr>
+      <w:rPr>
+        <w:rFonts w:ascii="Symbol" w:hAnsi="Symbol" w:cs="Symbol" w:hint="default"/>
+      </w:rPr>
     </w:lvl>
     <w:lvl w:ilvl="1">
       <w:start w:val="1"/>
-      <w:numFmt w:val="none"/>
-      <w:suff w:val="nothing"/>
-      <w:lvlText w:val=""/>
-      <w:lvlJc w:val="start"/>
-      <w:pPr>
-        <w:tabs>
-          <w:tab w:val="num" w:pos="0"/>
-        </w:tabs>
-        <w:ind w:start="0" w:hanging="0"/>
-      </w:pPr>
+      <w:numFmt w:val="bullet"/>
+      <w:lvlText w:val="◦"/>
+      <w:lvlJc w:val="start"/>
+      <w:pPr>
+        <w:tabs>
+          <w:tab w:val="num" w:pos="1080"/>
+        </w:tabs>
+        <w:ind w:start="1080" w:hanging="360"/>
+      </w:pPr>
+      <w:rPr>
+        <w:rFonts w:ascii="OpenSymbol" w:hAnsi="OpenSymbol" w:cs="OpenSymbol" w:hint="default"/>
+      </w:rPr>
     </w:lvl>
     <w:lvl w:ilvl="2">
       <w:start w:val="1"/>
-      <w:numFmt w:val="none"/>
-      <w:suff w:val="nothing"/>
-      <w:lvlText w:val=""/>
-      <w:lvlJc w:val="start"/>
-      <w:pPr>
-        <w:tabs>
-          <w:tab w:val="num" w:pos="0"/>
-        </w:tabs>
-        <w:ind w:start="0" w:hanging="0"/>
-      </w:pPr>
+      <w:numFmt w:val="bullet"/>
+      <w:lvlText w:val="▪"/>
+      <w:lvlJc w:val="start"/>
+      <w:pPr>
+        <w:tabs>
+          <w:tab w:val="num" w:pos="1440"/>
+        </w:tabs>
+        <w:ind w:start="1440" w:hanging="360"/>
+      </w:pPr>
+      <w:rPr>
+        <w:rFonts w:ascii="OpenSymbol" w:hAnsi="OpenSymbol" w:cs="OpenSymbol" w:hint="default"/>
+      </w:rPr>
     </w:lvl>
     <w:lvl w:ilvl="3">
       <w:start w:val="1"/>
-      <w:numFmt w:val="none"/>
-      <w:suff w:val="nothing"/>
-      <w:lvlText w:val=""/>
-      <w:lvlJc w:val="start"/>
-      <w:pPr>
-        <w:tabs>
-          <w:tab w:val="num" w:pos="0"/>
-        </w:tabs>
-        <w:ind w:start="0" w:hanging="0"/>
-      </w:pPr>
+      <w:numFmt w:val="bullet"/>
+      <w:lvlText w:val=""/>
+      <w:lvlJc w:val="start"/>
+      <w:pPr>
+        <w:tabs>
+          <w:tab w:val="num" w:pos="1800"/>
+        </w:tabs>
+        <w:ind w:start="1800" w:hanging="360"/>
+      </w:pPr>
+      <w:rPr>
+        <w:rFonts w:ascii="Symbol" w:hAnsi="Symbol" w:cs="Symbol" w:hint="default"/>
+      </w:rPr>
     </w:lvl>
     <w:lvl w:ilvl="4">
       <w:start w:val="1"/>
-      <w:numFmt w:val="none"/>
-      <w:suff w:val="nothing"/>
-      <w:lvlText w:val=""/>
-      <w:lvlJc w:val="start"/>
-      <w:pPr>
-        <w:tabs>
-          <w:tab w:val="num" w:pos="0"/>
-        </w:tabs>
-        <w:ind w:start="0" w:hanging="0"/>
-      </w:pPr>
+      <w:numFmt w:val="bullet"/>
+      <w:lvlText w:val="◦"/>
+      <w:lvlJc w:val="start"/>
+      <w:pPr>
+        <w:tabs>
+          <w:tab w:val="num" w:pos="2160"/>
+        </w:tabs>
+        <w:ind w:start="2160" w:hanging="360"/>
+      </w:pPr>
+      <w:rPr>
+        <w:rFonts w:ascii="OpenSymbol" w:hAnsi="OpenSymbol" w:cs="OpenSymbol" w:hint="default"/>
+      </w:rPr>
     </w:lvl>
     <w:lvl w:ilvl="5">
       <w:start w:val="1"/>
-      <w:numFmt w:val="none"/>
-      <w:suff w:val="nothing"/>
-      <w:lvlText w:val=""/>
-      <w:lvlJc w:val="start"/>
-      <w:pPr>
-        <w:tabs>
-          <w:tab w:val="num" w:pos="0"/>
-        </w:tabs>
-        <w:ind w:start="0" w:hanging="0"/>
-      </w:pPr>
+      <w:numFmt w:val="bullet"/>
+      <w:lvlText w:val="▪"/>
+      <w:lvlJc w:val="start"/>
+      <w:pPr>
+        <w:tabs>
+          <w:tab w:val="num" w:pos="2520"/>
+        </w:tabs>
+        <w:ind w:start="2520" w:hanging="360"/>
+      </w:pPr>
+      <w:rPr>
+        <w:rFonts w:ascii="OpenSymbol" w:hAnsi="OpenSymbol" w:cs="OpenSymbol" w:hint="default"/>
+      </w:rPr>
     </w:lvl>
     <w:lvl w:ilvl="6">
       <w:start w:val="1"/>
-      <w:numFmt w:val="none"/>
-      <w:suff w:val="nothing"/>
-      <w:lvlText w:val=""/>
-      <w:lvlJc w:val="start"/>
-      <w:pPr>
-        <w:tabs>
-          <w:tab w:val="num" w:pos="0"/>
-        </w:tabs>
-        <w:ind w:start="0" w:hanging="0"/>
-      </w:pPr>
+      <w:numFmt w:val="bullet"/>
+      <w:lvlText w:val=""/>
+      <w:lvlJc w:val="start"/>
+      <w:pPr>
+        <w:tabs>
+          <w:tab w:val="num" w:pos="2880"/>
+        </w:tabs>
+        <w:ind w:start="2880" w:hanging="360"/>
+      </w:pPr>
+      <w:rPr>
+        <w:rFonts w:ascii="Symbol" w:hAnsi="Symbol" w:cs="Symbol" w:hint="default"/>
+      </w:rPr>
     </w:lvl>
     <w:lvl w:ilvl="7">
       <w:start w:val="1"/>
-      <w:numFmt w:val="none"/>
-      <w:suff w:val="nothing"/>
-      <w:lvlText w:val=""/>
-      <w:lvlJc w:val="start"/>
-      <w:pPr>
-        <w:tabs>
-          <w:tab w:val="num" w:pos="0"/>
-        </w:tabs>
-        <w:ind w:start="0" w:hanging="0"/>
-      </w:pPr>
+      <w:numFmt w:val="bullet"/>
+      <w:lvlText w:val="◦"/>
+      <w:lvlJc w:val="start"/>
+      <w:pPr>
+        <w:tabs>
+          <w:tab w:val="num" w:pos="3240"/>
+        </w:tabs>
+        <w:ind w:start="3240" w:hanging="360"/>
+      </w:pPr>
+      <w:rPr>
+        <w:rFonts w:ascii="OpenSymbol" w:hAnsi="OpenSymbol" w:cs="OpenSymbol" w:hint="default"/>
+      </w:rPr>
     </w:lvl>
     <w:lvl w:ilvl="8">
       <w:start w:val="1"/>
-      <w:numFmt w:val="none"/>
-      <w:suff w:val="nothing"/>
-      <w:lvlText w:val=""/>
-      <w:lvlJc w:val="start"/>
-      <w:pPr>
-        <w:tabs>
-          <w:tab w:val="num" w:pos="0"/>
-        </w:tabs>
-        <w:ind w:start="0" w:hanging="0"/>
-      </w:pPr>
+      <w:numFmt w:val="bullet"/>
+      <w:lvlText w:val="▪"/>
+      <w:lvlJc w:val="start"/>
+      <w:pPr>
+        <w:tabs>
+          <w:tab w:val="num" w:pos="3600"/>
+        </w:tabs>
+        <w:ind w:start="3600" w:hanging="360"/>
+      </w:pPr>
+      <w:rPr>
+        <w:rFonts w:ascii="OpenSymbol" w:hAnsi="OpenSymbol" w:cs="OpenSymbol" w:hint="default"/>
+      </w:rPr>
     </w:lvl>
   </w:abstractNum>
   <w:num w:numId="1">
@@ -1660,6 +2652,9 @@
   </w:num>
   <w:num w:numId="3">
     <w:abstractNumId w:val="3"/>
+  </w:num>
+  <w:num w:numId="4">
+    <w:abstractNumId w:val="4"/>
   </w:num>
 </w:numbering>
 </file>
@@ -1701,8 +2696,28 @@
       <w:lang w:val="en-US" w:eastAsia="zh-CN" w:bidi="hi-IN"/>
     </w:rPr>
   </w:style>
-  <w:style w:type="character" w:styleId="Bullets">
-    <w:name w:val="Bullets"/>
+  <w:style w:type="paragraph" w:styleId="Heading2">
+    <w:name w:val="heading 2"/>
+    <w:basedOn w:val="Heading"/>
+    <w:next w:val="BodyText"/>
+    <w:qFormat/>
+    <w:pPr>
+      <w:numPr>
+        <w:ilvl w:val="1"/>
+        <w:numId w:val="1"/>
+      </w:numPr>
+      <w:spacing w:before="200" w:after="120"/>
+      <w:outlineLvl w:val="1"/>
+    </w:pPr>
+    <w:rPr>
+      <w:b/>
+      <w:bCs/>
+      <w:sz w:val="32"/>
+      <w:szCs w:val="32"/>
+    </w:rPr>
+  </w:style>
+  <w:style w:type="character" w:styleId="Bulletsuser">
+    <w:name w:val="Bullets (user)"/>
     <w:qFormat/>
     <w:rPr>
       <w:rFonts w:ascii="OpenSymbol" w:hAnsi="OpenSymbol" w:eastAsia="OpenSymbol" w:cs="OpenSymbol"/>
@@ -1712,6 +2727,21 @@
     <w:name w:val="Numbering Symbols"/>
     <w:qFormat/>
     <w:rPr/>
+  </w:style>
+  <w:style w:type="character" w:styleId="Bullets">
+    <w:name w:val="Bullets"/>
+    <w:qFormat/>
+    <w:rPr>
+      <w:rFonts w:ascii="OpenSymbol" w:hAnsi="OpenSymbol" w:eastAsia="OpenSymbol" w:cs="OpenSymbol"/>
+    </w:rPr>
+  </w:style>
+  <w:style w:type="character" w:styleId="Strong">
+    <w:name w:val="Strong"/>
+    <w:qFormat/>
+    <w:rPr>
+      <w:b/>
+      <w:bCs/>
+    </w:rPr>
   </w:style>
   <w:style w:type="paragraph" w:styleId="Heading">
     <w:name w:val="Heading"/>
@@ -1769,6 +2799,29 @@
     </w:pPr>
     <w:rPr>
       <w:rFonts w:cs="Noto Sans Devanagari"/>
+    </w:rPr>
+  </w:style>
+  <w:style w:type="paragraph" w:styleId="TableContents">
+    <w:name w:val="Table Contents"/>
+    <w:basedOn w:val="Normal"/>
+    <w:qFormat/>
+    <w:pPr>
+      <w:widowControl w:val="false"/>
+      <w:suppressLineNumbers/>
+    </w:pPr>
+    <w:rPr/>
+  </w:style>
+  <w:style w:type="paragraph" w:styleId="TableHeading">
+    <w:name w:val="Table Heading"/>
+    <w:basedOn w:val="TableContents"/>
+    <w:qFormat/>
+    <w:pPr>
+      <w:suppressLineNumbers/>
+      <w:jc w:val="center"/>
+    </w:pPr>
+    <w:rPr>
+      <w:b/>
+      <w:bCs/>
     </w:rPr>
   </w:style>
 </w:styles>

--- a/irodalom12.docx
+++ b/irodalom12.docx
@@ -2360,7 +2360,145 @@
           <w:shd w:fill="auto" w:val="clear"/>
           <w:lang w:val="hu-HU" w:eastAsia="zh-CN" w:bidi="hi-IN"/>
         </w:rPr>
-        <w:t>3. VSZ: ez értéktelen tulajdon nem kell a világnak, csak a gonosz erőknek („ördög veszi meg”)</w:t>
+        <w:t>3. VSZ: ez értéktelen tulajdon nem kell a világnak, csak a gonosz erőknek („ördög veszi meg”), feloldhatatlan ellentmondás: az én tiszta marad, de bűnöket követ el (betör, öl)</w:t>
+      </w:r>
+    </w:p>
+    <w:p>
+      <w:pPr>
+        <w:pStyle w:val="Normal"/>
+        <w:bidi w:val="0"/>
+        <w:jc w:val="start"/>
+        <w:rPr>
+          <w:b w:val="false"/>
+          <w:bCs w:val="false"/>
+          <w:i w:val="false"/>
+          <w:iCs w:val="false"/>
+          <w:u w:val="none"/>
+          <w:shd w:fill="auto" w:val="clear"/>
+          <w:lang w:val="hu-HU" w:eastAsia="zh-CN" w:bidi="hi-IN"/>
+        </w:rPr>
+      </w:pPr>
+      <w:r>
+        <w:rPr>
+          <w:b w:val="false"/>
+          <w:bCs w:val="false"/>
+          <w:i w:val="false"/>
+          <w:iCs w:val="false"/>
+          <w:u w:val="none"/>
+          <w:shd w:fill="auto" w:val="clear"/>
+          <w:lang w:val="hu-HU" w:eastAsia="zh-CN" w:bidi="hi-IN"/>
+        </w:rPr>
+        <w:t>4.VSZ: az én sorsa halál, de tisztán hal meg („áldott föld” – „gyönyörűszép szívemen”)</w:t>
+      </w:r>
+    </w:p>
+    <w:p>
+      <w:pPr>
+        <w:pStyle w:val="Normal"/>
+        <w:bidi w:val="0"/>
+        <w:jc w:val="start"/>
+        <w:rPr>
+          <w:b w:val="false"/>
+          <w:bCs w:val="false"/>
+          <w:i w:val="false"/>
+          <w:iCs w:val="false"/>
+          <w:u w:val="none"/>
+          <w:shd w:fill="auto" w:val="clear"/>
+          <w:lang w:val="hu-HU" w:eastAsia="zh-CN" w:bidi="hi-IN"/>
+        </w:rPr>
+      </w:pPr>
+      <w:r>
+        <w:rPr>
+          <w:b w:val="false"/>
+          <w:bCs w:val="false"/>
+          <w:i w:val="false"/>
+          <w:iCs w:val="false"/>
+          <w:u w:val="none"/>
+          <w:shd w:fill="auto" w:val="clear"/>
+          <w:lang w:val="hu-HU" w:eastAsia="zh-CN" w:bidi="hi-IN"/>
+        </w:rPr>
+      </w:r>
+    </w:p>
+    <w:p>
+      <w:pPr>
+        <w:pStyle w:val="Normal"/>
+        <w:bidi w:val="0"/>
+        <w:jc w:val="start"/>
+        <w:rPr>
+          <w:b w:val="false"/>
+          <w:bCs w:val="false"/>
+          <w:i w:val="false"/>
+          <w:iCs w:val="false"/>
+          <w:u w:val="none"/>
+          <w:shd w:fill="auto" w:val="clear"/>
+          <w:lang w:val="hu-HU" w:eastAsia="zh-CN" w:bidi="hi-IN"/>
+        </w:rPr>
+      </w:pPr>
+      <w:r>
+        <w:rPr>
+          <w:b w:val="false"/>
+          <w:bCs w:val="false"/>
+          <w:i w:val="false"/>
+          <w:iCs w:val="false"/>
+          <w:u w:val="none"/>
+          <w:shd w:fill="auto" w:val="clear"/>
+          <w:lang w:val="hu-HU" w:eastAsia="zh-CN" w:bidi="hi-IN"/>
+        </w:rPr>
+        <w:t>Megszólaló: E/1 = én (= a költő &gt; valóban családi kapcsolatok nélkül, szűkölködve élt)</w:t>
+      </w:r>
+    </w:p>
+    <w:p>
+      <w:pPr>
+        <w:pStyle w:val="Normal"/>
+        <w:bidi w:val="0"/>
+        <w:jc w:val="start"/>
+        <w:rPr>
+          <w:b w:val="false"/>
+          <w:bCs w:val="false"/>
+          <w:i w:val="false"/>
+          <w:iCs w:val="false"/>
+          <w:u w:val="none"/>
+          <w:shd w:fill="auto" w:val="clear"/>
+          <w:lang w:val="hu-HU" w:eastAsia="zh-CN" w:bidi="hi-IN"/>
+        </w:rPr>
+      </w:pPr>
+      <w:r>
+        <w:rPr>
+          <w:b w:val="false"/>
+          <w:bCs w:val="false"/>
+          <w:i w:val="false"/>
+          <w:iCs w:val="false"/>
+          <w:u w:val="none"/>
+          <w:shd w:fill="auto" w:val="clear"/>
+          <w:lang w:val="hu-HU" w:eastAsia="zh-CN" w:bidi="hi-IN"/>
+        </w:rPr>
+      </w:r>
+    </w:p>
+    <w:p>
+      <w:pPr>
+        <w:pStyle w:val="Normal"/>
+        <w:bidi w:val="0"/>
+        <w:jc w:val="start"/>
+        <w:rPr>
+          <w:b w:val="false"/>
+          <w:bCs w:val="false"/>
+          <w:i w:val="false"/>
+          <w:iCs w:val="false"/>
+          <w:u w:val="none"/>
+          <w:shd w:fill="auto" w:val="clear"/>
+          <w:lang w:val="hu-HU" w:eastAsia="zh-CN" w:bidi="hi-IN"/>
+        </w:rPr>
+      </w:pPr>
+      <w:r>
+        <w:rPr>
+          <w:b w:val="false"/>
+          <w:bCs w:val="false"/>
+          <w:i w:val="false"/>
+          <w:iCs w:val="false"/>
+          <w:u w:val="none"/>
+          <w:shd w:fill="auto" w:val="clear"/>
+          <w:lang w:val="hu-HU" w:eastAsia="zh-CN" w:bidi="hi-IN"/>
+        </w:rPr>
+        <w:t>Keletkezési körülmények: e miatt a vers miatt tanácsolták el a szegedi egyetemről</w:t>
       </w:r>
     </w:p>
     <w:sectPr>

--- a/irodalom12.docx
+++ b/irodalom12.docx
@@ -2499,6 +2499,116 @@
           <w:lang w:val="hu-HU" w:eastAsia="zh-CN" w:bidi="hi-IN"/>
         </w:rPr>
         <w:t>Keletkezési körülmények: e miatt a vers miatt tanácsolták el a szegedi egyetemről</w:t>
+      </w:r>
+    </w:p>
+    <w:p>
+      <w:pPr>
+        <w:pStyle w:val="Normal"/>
+        <w:bidi w:val="0"/>
+        <w:jc w:val="start"/>
+        <w:rPr>
+          <w:b w:val="false"/>
+          <w:bCs w:val="false"/>
+          <w:i w:val="false"/>
+          <w:iCs w:val="false"/>
+          <w:u w:val="none"/>
+          <w:shd w:fill="auto" w:val="clear"/>
+          <w:lang w:val="hu-HU" w:eastAsia="zh-CN" w:bidi="hi-IN"/>
+        </w:rPr>
+      </w:pPr>
+      <w:r>
+        <w:rPr>
+          <w:b w:val="false"/>
+          <w:bCs w:val="false"/>
+          <w:i w:val="false"/>
+          <w:iCs w:val="false"/>
+          <w:u w:val="none"/>
+          <w:shd w:fill="auto" w:val="clear"/>
+          <w:lang w:val="hu-HU" w:eastAsia="zh-CN" w:bidi="hi-IN"/>
+        </w:rPr>
+      </w:r>
+    </w:p>
+    <w:p>
+      <w:pPr>
+        <w:pStyle w:val="Normal"/>
+        <w:bidi w:val="0"/>
+        <w:jc w:val="start"/>
+        <w:rPr>
+          <w:b w:val="false"/>
+          <w:bCs w:val="false"/>
+          <w:i w:val="false"/>
+          <w:iCs w:val="false"/>
+          <w:u w:val="none"/>
+          <w:shd w:fill="auto" w:val="clear"/>
+          <w:lang w:val="hu-HU" w:eastAsia="zh-CN" w:bidi="hi-IN"/>
+        </w:rPr>
+      </w:pPr>
+      <w:r>
+        <w:rPr>
+          <w:b w:val="false"/>
+          <w:bCs w:val="false"/>
+          <w:i w:val="false"/>
+          <w:iCs w:val="false"/>
+          <w:u w:val="none"/>
+          <w:shd w:fill="auto" w:val="clear"/>
+          <w:lang w:val="hu-HU" w:eastAsia="zh-CN" w:bidi="hi-IN"/>
+        </w:rPr>
+        <w:t>Témakör: a költő sorsa a világban – ars poetica</w:t>
+      </w:r>
+    </w:p>
+    <w:p>
+      <w:pPr>
+        <w:pStyle w:val="Normal"/>
+        <w:bidi w:val="0"/>
+        <w:jc w:val="start"/>
+        <w:rPr>
+          <w:b w:val="false"/>
+          <w:bCs w:val="false"/>
+          <w:i w:val="false"/>
+          <w:iCs w:val="false"/>
+          <w:u w:val="none"/>
+          <w:shd w:fill="auto" w:val="clear"/>
+          <w:lang w:val="hu-HU" w:eastAsia="zh-CN" w:bidi="hi-IN"/>
+        </w:rPr>
+      </w:pPr>
+      <w:r>
+        <w:rPr>
+          <w:b w:val="false"/>
+          <w:bCs w:val="false"/>
+          <w:i w:val="false"/>
+          <w:iCs w:val="false"/>
+          <w:u w:val="none"/>
+          <w:shd w:fill="auto" w:val="clear"/>
+          <w:lang w:val="hu-HU" w:eastAsia="zh-CN" w:bidi="hi-IN"/>
+        </w:rPr>
+      </w:r>
+    </w:p>
+    <w:p>
+      <w:pPr>
+        <w:pStyle w:val="Normal"/>
+        <w:bidi w:val="0"/>
+        <w:jc w:val="start"/>
+        <w:rPr>
+          <w:b w:val="false"/>
+          <w:bCs w:val="false"/>
+          <w:i w:val="false"/>
+          <w:iCs w:val="false"/>
+          <w:u w:val="none"/>
+          <w:shd w:fill="auto" w:val="clear"/>
+          <w:lang w:val="hu-HU" w:eastAsia="zh-CN" w:bidi="hi-IN"/>
+        </w:rPr>
+      </w:pPr>
+      <w:r>
+        <w:rPr>
+          <w:b w:val="false"/>
+          <w:bCs w:val="false"/>
+          <w:i w:val="false"/>
+          <w:iCs w:val="false"/>
+          <w:u w:val="none"/>
+          <w:shd w:fill="auto" w:val="clear"/>
+          <w:lang w:val="hu-HU" w:eastAsia="zh-CN" w:bidi="hi-IN"/>
+        </w:rPr>
+        <w:t xml:space="preserve">Költői eszközök: ellentét (nincsen &gt;&lt; van), halmozás (se ..., 1. VSZ), anafora: húsz esztendőm, alliteráció: „halálst hozó”,  </w:t>
       </w:r>
     </w:p>
     <w:sectPr>
